--- a/New HSSE Management System 2026/Checklists/01-DAN-CKL-HSE-000001__Jun_2026_REV01_Night_Work_Checklist.docx
+++ b/New HSSE Management System 2026/Checklists/01-DAN-CKL-HSE-000001__Jun_2026_REV01_Night_Work_Checklist.docx
@@ -37,22 +37,22 @@
             <w:pPr>
               <w:pStyle w:val="Header"/>
               <w:rPr>
-                <w:rFonts w:ascii="Readex Pro Medium" w:hAnsi="Readex Pro Medium" w:cs="Readex Pro Medium"/>
+                <w:rFonts w:ascii="Tahoma" w:hAnsi="Tahoma" w:cs="Tahoma"/>
                 <w:b/>
                 <w:color w:val="FFFFFF" w:themeColor="background1"/>
                 <w:sz w:val="20"/>
                 <w:szCs w:val="18"/>
-                <w:lang w:eastAsia="ko-KR"/>
-              </w:rPr>
-            </w:pPr>
-            <w:r>
-              <w:rPr>
-                <w:rFonts w:ascii="Readex Pro Medium" w:hAnsi="Readex Pro Medium" w:cs="Readex Pro Medium"/>
+                <w:lang w:eastAsia="Tahoma"/>
+              </w:rPr>
+            </w:pPr>
+            <w:r>
+              <w:rPr>
+                <w:rFonts w:ascii="Tahoma" w:hAnsi="Tahoma" w:cs="Tahoma"/>
                 <w:b/>
                 <w:color w:val="FFFFFF" w:themeColor="background1"/>
                 <w:sz w:val="20"/>
                 <w:szCs w:val="18"/>
-                <w:lang w:eastAsia="ko-KR"/>
+                <w:lang w:eastAsia="Tahoma"/>
               </w:rPr>
               <w:t>No.</w:t>
             </w:r>
@@ -68,22 +68,22 @@
             <w:pPr>
               <w:pStyle w:val="Header"/>
               <w:rPr>
-                <w:rFonts w:ascii="Readex Pro Medium" w:hAnsi="Readex Pro Medium" w:cs="Readex Pro Medium"/>
+                <w:rFonts w:ascii="Tahoma" w:hAnsi="Tahoma" w:cs="Tahoma"/>
                 <w:b/>
                 <w:color w:val="FFFFFF" w:themeColor="background1"/>
                 <w:sz w:val="20"/>
                 <w:szCs w:val="18"/>
-                <w:lang w:eastAsia="ko-KR"/>
-              </w:rPr>
-            </w:pPr>
-            <w:r>
-              <w:rPr>
-                <w:rFonts w:ascii="Readex Pro Medium" w:hAnsi="Readex Pro Medium" w:cs="Readex Pro Medium"/>
+                <w:lang w:eastAsia="Tahoma"/>
+              </w:rPr>
+            </w:pPr>
+            <w:r>
+              <w:rPr>
+                <w:rFonts w:ascii="Tahoma" w:hAnsi="Tahoma" w:cs="Tahoma"/>
                 <w:b/>
                 <w:color w:val="FFFFFF" w:themeColor="background1"/>
                 <w:sz w:val="20"/>
                 <w:szCs w:val="18"/>
-                <w:lang w:eastAsia="ko-KR"/>
+                <w:lang w:eastAsia="Tahoma"/>
               </w:rPr>
               <w:t>Description</w:t>
             </w:r>
@@ -99,22 +99,22 @@
             <w:pPr>
               <w:pStyle w:val="Header"/>
               <w:rPr>
-                <w:rFonts w:ascii="Readex Pro Medium" w:hAnsi="Readex Pro Medium" w:cs="Readex Pro Medium"/>
+                <w:rFonts w:ascii="Tahoma" w:hAnsi="Tahoma" w:cs="Tahoma"/>
                 <w:b/>
                 <w:color w:val="FFFFFF" w:themeColor="background1"/>
                 <w:sz w:val="20"/>
                 <w:szCs w:val="18"/>
-                <w:lang w:eastAsia="ko-KR"/>
-              </w:rPr>
-            </w:pPr>
-            <w:r>
-              <w:rPr>
-                <w:rFonts w:ascii="Readex Pro Medium" w:hAnsi="Readex Pro Medium" w:cs="Readex Pro Medium"/>
+                <w:lang w:eastAsia="Tahoma"/>
+              </w:rPr>
+            </w:pPr>
+            <w:r>
+              <w:rPr>
+                <w:rFonts w:ascii="Tahoma" w:hAnsi="Tahoma" w:cs="Tahoma"/>
                 <w:b/>
                 <w:color w:val="FFFFFF" w:themeColor="background1"/>
                 <w:sz w:val="20"/>
                 <w:szCs w:val="18"/>
-                <w:lang w:eastAsia="ko-KR"/>
+                <w:lang w:eastAsia="Tahoma"/>
               </w:rPr>
               <w:t>Yes</w:t>
             </w:r>
@@ -130,22 +130,22 @@
             <w:pPr>
               <w:pStyle w:val="Header"/>
               <w:rPr>
-                <w:rFonts w:ascii="Readex Pro Medium" w:hAnsi="Readex Pro Medium" w:cs="Readex Pro Medium"/>
+                <w:rFonts w:ascii="Tahoma" w:hAnsi="Tahoma" w:cs="Tahoma"/>
                 <w:b/>
                 <w:color w:val="FFFFFF" w:themeColor="background1"/>
                 <w:sz w:val="20"/>
                 <w:szCs w:val="18"/>
-                <w:lang w:eastAsia="ko-KR"/>
-              </w:rPr>
-            </w:pPr>
-            <w:r>
-              <w:rPr>
-                <w:rFonts w:ascii="Readex Pro Medium" w:hAnsi="Readex Pro Medium" w:cs="Readex Pro Medium"/>
+                <w:lang w:eastAsia="Tahoma"/>
+              </w:rPr>
+            </w:pPr>
+            <w:r>
+              <w:rPr>
+                <w:rFonts w:ascii="Tahoma" w:hAnsi="Tahoma" w:cs="Tahoma"/>
                 <w:b/>
                 <w:color w:val="FFFFFF" w:themeColor="background1"/>
                 <w:sz w:val="20"/>
                 <w:szCs w:val="18"/>
-                <w:lang w:eastAsia="ko-KR"/>
+                <w:lang w:eastAsia="Tahoma"/>
               </w:rPr>
               <w:t>No</w:t>
             </w:r>
@@ -161,22 +161,22 @@
             <w:pPr>
               <w:pStyle w:val="Header"/>
               <w:rPr>
-                <w:rFonts w:ascii="Readex Pro Medium" w:hAnsi="Readex Pro Medium" w:cs="Readex Pro Medium"/>
+                <w:rFonts w:ascii="Tahoma" w:hAnsi="Tahoma" w:cs="Tahoma"/>
                 <w:b/>
                 <w:color w:val="FFFFFF" w:themeColor="background1"/>
                 <w:sz w:val="20"/>
                 <w:szCs w:val="18"/>
-                <w:lang w:eastAsia="ko-KR"/>
-              </w:rPr>
-            </w:pPr>
-            <w:r>
-              <w:rPr>
-                <w:rFonts w:ascii="Readex Pro Medium" w:hAnsi="Readex Pro Medium" w:cs="Readex Pro Medium"/>
+                <w:lang w:eastAsia="Tahoma"/>
+              </w:rPr>
+            </w:pPr>
+            <w:r>
+              <w:rPr>
+                <w:rFonts w:ascii="Tahoma" w:hAnsi="Tahoma" w:cs="Tahoma"/>
                 <w:b/>
                 <w:color w:val="FFFFFF" w:themeColor="background1"/>
                 <w:sz w:val="20"/>
                 <w:szCs w:val="18"/>
-                <w:lang w:eastAsia="ko-KR"/>
+                <w:lang w:eastAsia="Tahoma"/>
               </w:rPr>
               <w:t>N/A</w:t>
             </w:r>
@@ -197,20 +197,20 @@
             <w:pPr>
               <w:pStyle w:val="Header"/>
               <w:rPr>
-                <w:rFonts w:ascii="Readex Pro Medium" w:hAnsi="Readex Pro Medium" w:cs="Readex Pro Medium"/>
+                <w:rFonts w:ascii="Tahoma" w:hAnsi="Tahoma" w:cs="Tahoma"/>
                 <w:b/>
                 <w:color w:val="FFFFFF" w:themeColor="background1"/>
                 <w:szCs w:val="20"/>
-                <w:lang w:eastAsia="ko-KR"/>
-              </w:rPr>
-            </w:pPr>
-            <w:r>
-              <w:rPr>
-                <w:rFonts w:ascii="Readex Pro Medium" w:hAnsi="Readex Pro Medium" w:cs="Readex Pro Medium"/>
+                <w:lang w:eastAsia="Tahoma"/>
+              </w:rPr>
+            </w:pPr>
+            <w:r>
+              <w:rPr>
+                <w:rFonts w:ascii="Tahoma" w:hAnsi="Tahoma" w:cs="Tahoma"/>
                 <w:b/>
                 <w:color w:val="FFFFFF" w:themeColor="background1"/>
                 <w:szCs w:val="20"/>
-                <w:lang w:eastAsia="ko-KR"/>
+                <w:lang w:eastAsia="Tahoma"/>
               </w:rPr>
               <w:t>1</w:t>
             </w:r>
@@ -226,18 +226,18 @@
             <w:pPr>
               <w:pStyle w:val="Header"/>
               <w:rPr>
-                <w:rFonts w:ascii="Readex Pro Light" w:hAnsi="Readex Pro Light" w:cs="Readex Pro Light"/>
+                <w:rFonts w:ascii="Tahoma" w:hAnsi="Tahoma" w:cs="Tahoma"/>
                 <w:b/>
                 <w:szCs w:val="20"/>
-                <w:lang w:eastAsia="ko-KR"/>
-              </w:rPr>
-            </w:pPr>
-            <w:r>
-              <w:rPr>
-                <w:rFonts w:ascii="Readex Pro Light" w:hAnsi="Readex Pro Light" w:cs="Readex Pro Light"/>
+                <w:lang w:eastAsia="Tahoma"/>
+              </w:rPr>
+            </w:pPr>
+            <w:r>
+              <w:rPr>
+                <w:rFonts w:ascii="Tahoma" w:hAnsi="Tahoma" w:cs="Tahoma"/>
                 <w:b/>
                 <w:szCs w:val="20"/>
-                <w:lang w:eastAsia="ko-KR"/>
+                <w:lang w:eastAsia="Tahoma"/>
               </w:rPr>
               <w:t>General</w:t>
             </w:r>
@@ -257,20 +257,20 @@
             <w:pPr>
               <w:pStyle w:val="Header"/>
               <w:rPr>
-                <w:rFonts w:ascii="Readex Pro Medium" w:hAnsi="Readex Pro Medium" w:cs="Readex Pro Medium"/>
+                <w:rFonts w:ascii="Tahoma" w:hAnsi="Tahoma" w:cs="Tahoma"/>
                 <w:bCs/>
                 <w:color w:val="FFFFFF" w:themeColor="background1"/>
                 <w:szCs w:val="20"/>
-                <w:lang w:eastAsia="ko-KR"/>
-              </w:rPr>
-            </w:pPr>
-            <w:r>
-              <w:rPr>
-                <w:rFonts w:ascii="Readex Pro Medium" w:hAnsi="Readex Pro Medium" w:cs="Readex Pro Medium"/>
+                <w:lang w:eastAsia="Tahoma"/>
+              </w:rPr>
+            </w:pPr>
+            <w:r>
+              <w:rPr>
+                <w:rFonts w:ascii="Tahoma" w:hAnsi="Tahoma" w:cs="Tahoma"/>
                 <w:bCs/>
                 <w:color w:val="FFFFFF" w:themeColor="background1"/>
                 <w:szCs w:val="20"/>
-                <w:lang w:eastAsia="ko-KR"/>
+                <w:lang w:eastAsia="Tahoma"/>
               </w:rPr>
               <w:t>a)</w:t>
             </w:r>
@@ -284,20 +284,20 @@
             <w:pPr>
               <w:pStyle w:val="Header"/>
               <w:rPr>
-                <w:rFonts w:ascii="Readex Pro Light" w:hAnsi="Readex Pro Light" w:cs="Readex Pro Light"/>
-                <w:bCs/>
-                <w:sz w:val="18"/>
-                <w:szCs w:val="18"/>
-                <w:lang w:eastAsia="ko-KR"/>
-              </w:rPr>
-            </w:pPr>
-            <w:r>
-              <w:rPr>
-                <w:rFonts w:ascii="Readex Pro Light" w:hAnsi="Readex Pro Light" w:cs="Readex Pro Light"/>
-                <w:bCs/>
-                <w:sz w:val="18"/>
-                <w:szCs w:val="18"/>
-                <w:lang w:eastAsia="ko-KR"/>
+                <w:rFonts w:ascii="Tahoma" w:hAnsi="Tahoma" w:cs="Tahoma"/>
+                <w:bCs/>
+                <w:sz w:val="18"/>
+                <w:szCs w:val="18"/>
+                <w:lang w:eastAsia="Tahoma"/>
+              </w:rPr>
+            </w:pPr>
+            <w:r>
+              <w:rPr>
+                <w:rFonts w:ascii="Tahoma" w:hAnsi="Tahoma" w:cs="Tahoma"/>
+                <w:bCs/>
+                <w:sz w:val="18"/>
+                <w:szCs w:val="18"/>
+                <w:lang w:eastAsia="Tahoma"/>
               </w:rPr>
               <w:t>Is there a designated Consultant and CONTRACTOR Construction Supervisor or above representative on duty during night work? Insert name above</w:t>
             </w:r>
@@ -311,10 +311,10 @@
             <w:pPr>
               <w:pStyle w:val="Header"/>
               <w:rPr>
-                <w:rFonts w:ascii="Readex Pro Light" w:hAnsi="Readex Pro Light" w:cs="Readex Pro Light"/>
-                <w:bCs/>
-                <w:szCs w:val="20"/>
-                <w:lang w:eastAsia="ko-KR"/>
+                <w:rFonts w:ascii="Tahoma" w:hAnsi="Tahoma" w:cs="Tahoma"/>
+                <w:bCs/>
+                <w:szCs w:val="20"/>
+                <w:lang w:eastAsia="Tahoma"/>
               </w:rPr>
             </w:pPr>
           </w:p>
@@ -327,10 +327,10 @@
             <w:pPr>
               <w:pStyle w:val="Header"/>
               <w:rPr>
-                <w:rFonts w:ascii="Readex Pro Light" w:hAnsi="Readex Pro Light" w:cs="Readex Pro Light"/>
-                <w:bCs/>
-                <w:szCs w:val="20"/>
-                <w:lang w:eastAsia="ko-KR"/>
+                <w:rFonts w:ascii="Tahoma" w:hAnsi="Tahoma" w:cs="Tahoma"/>
+                <w:bCs/>
+                <w:szCs w:val="20"/>
+                <w:lang w:eastAsia="Tahoma"/>
               </w:rPr>
             </w:pPr>
           </w:p>
@@ -343,10 +343,10 @@
             <w:pPr>
               <w:pStyle w:val="Header"/>
               <w:rPr>
-                <w:rFonts w:ascii="Readex Pro Light" w:hAnsi="Readex Pro Light" w:cs="Readex Pro Light"/>
-                <w:bCs/>
-                <w:szCs w:val="20"/>
-                <w:lang w:eastAsia="ko-KR"/>
+                <w:rFonts w:ascii="Tahoma" w:hAnsi="Tahoma" w:cs="Tahoma"/>
+                <w:bCs/>
+                <w:szCs w:val="20"/>
+                <w:lang w:eastAsia="Tahoma"/>
               </w:rPr>
             </w:pPr>
           </w:p>
@@ -365,20 +365,20 @@
             <w:pPr>
               <w:pStyle w:val="Header"/>
               <w:rPr>
-                <w:rFonts w:ascii="Readex Pro Medium" w:hAnsi="Readex Pro Medium" w:cs="Readex Pro Medium"/>
+                <w:rFonts w:ascii="Tahoma" w:hAnsi="Tahoma" w:cs="Tahoma"/>
                 <w:bCs/>
                 <w:color w:val="FFFFFF" w:themeColor="background1"/>
                 <w:szCs w:val="20"/>
-                <w:lang w:eastAsia="ko-KR"/>
-              </w:rPr>
-            </w:pPr>
-            <w:r>
-              <w:rPr>
-                <w:rFonts w:ascii="Readex Pro Medium" w:hAnsi="Readex Pro Medium" w:cs="Readex Pro Medium"/>
+                <w:lang w:eastAsia="Tahoma"/>
+              </w:rPr>
+            </w:pPr>
+            <w:r>
+              <w:rPr>
+                <w:rFonts w:ascii="Tahoma" w:hAnsi="Tahoma" w:cs="Tahoma"/>
                 <w:bCs/>
                 <w:color w:val="FFFFFF" w:themeColor="background1"/>
                 <w:szCs w:val="20"/>
-                <w:lang w:eastAsia="ko-KR"/>
+                <w:lang w:eastAsia="Tahoma"/>
               </w:rPr>
               <w:t>b)</w:t>
             </w:r>
@@ -392,40 +392,40 @@
             <w:pPr>
               <w:pStyle w:val="Header"/>
               <w:rPr>
-                <w:rFonts w:ascii="Readex Pro Light" w:hAnsi="Readex Pro Light" w:cs="Readex Pro Light"/>
-                <w:bCs/>
-                <w:sz w:val="18"/>
-                <w:szCs w:val="18"/>
-                <w:lang w:eastAsia="ko-KR"/>
-              </w:rPr>
-            </w:pPr>
-            <w:r>
-              <w:rPr>
-                <w:rFonts w:ascii="Readex Pro Light" w:hAnsi="Readex Pro Light" w:cs="Readex Pro Light"/>
-                <w:bCs/>
-                <w:sz w:val="18"/>
-                <w:szCs w:val="18"/>
-                <w:lang w:eastAsia="ko-KR"/>
+                <w:rFonts w:ascii="Tahoma" w:hAnsi="Tahoma" w:cs="Tahoma"/>
+                <w:bCs/>
+                <w:sz w:val="18"/>
+                <w:szCs w:val="18"/>
+                <w:lang w:eastAsia="Tahoma"/>
+              </w:rPr>
+            </w:pPr>
+            <w:r>
+              <w:rPr>
+                <w:rFonts w:ascii="Tahoma" w:hAnsi="Tahoma" w:cs="Tahoma"/>
+                <w:bCs/>
+                <w:sz w:val="18"/>
+                <w:szCs w:val="18"/>
+                <w:lang w:eastAsia="Tahoma"/>
               </w:rPr>
               <w:t xml:space="preserve">Is there a Consultant and CONTRACTOR Safety Supervisor at the work site who is responsible </w:t>
             </w:r>
             <w:r>
               <w:rPr>
-                <w:rFonts w:ascii="Readex Pro Light" w:hAnsi="Readex Pro Light" w:cs="Readex Pro Light"/>
-                <w:bCs/>
-                <w:sz w:val="18"/>
-                <w:szCs w:val="18"/>
-                <w:lang w:eastAsia="ko-KR"/>
+                <w:rFonts w:ascii="Tahoma" w:hAnsi="Tahoma" w:cs="Tahoma"/>
+                <w:bCs/>
+                <w:sz w:val="18"/>
+                <w:szCs w:val="18"/>
+                <w:lang w:eastAsia="Tahoma"/>
               </w:rPr>
               <w:t>for ensuring</w:t>
             </w:r>
             <w:r>
               <w:rPr>
-                <w:rFonts w:ascii="Readex Pro Light" w:hAnsi="Readex Pro Light" w:cs="Readex Pro Light"/>
-                <w:bCs/>
-                <w:sz w:val="18"/>
-                <w:szCs w:val="18"/>
-                <w:lang w:eastAsia="ko-KR"/>
+                <w:rFonts w:ascii="Tahoma" w:hAnsi="Tahoma" w:cs="Tahoma"/>
+                <w:bCs/>
+                <w:sz w:val="18"/>
+                <w:szCs w:val="18"/>
+                <w:lang w:eastAsia="Tahoma"/>
               </w:rPr>
               <w:t xml:space="preserve"> that all HSE precautions and requirements are met? Insert name above</w:t>
             </w:r>
@@ -439,10 +439,10 @@
             <w:pPr>
               <w:pStyle w:val="Header"/>
               <w:rPr>
-                <w:rFonts w:ascii="Readex Pro Light" w:hAnsi="Readex Pro Light" w:cs="Readex Pro Light"/>
-                <w:bCs/>
-                <w:szCs w:val="20"/>
-                <w:lang w:eastAsia="ko-KR"/>
+                <w:rFonts w:ascii="Tahoma" w:hAnsi="Tahoma" w:cs="Tahoma"/>
+                <w:bCs/>
+                <w:szCs w:val="20"/>
+                <w:lang w:eastAsia="Tahoma"/>
               </w:rPr>
             </w:pPr>
           </w:p>
@@ -455,10 +455,10 @@
             <w:pPr>
               <w:pStyle w:val="Header"/>
               <w:rPr>
-                <w:rFonts w:ascii="Readex Pro Light" w:hAnsi="Readex Pro Light" w:cs="Readex Pro Light"/>
-                <w:bCs/>
-                <w:szCs w:val="20"/>
-                <w:lang w:eastAsia="ko-KR"/>
+                <w:rFonts w:ascii="Tahoma" w:hAnsi="Tahoma" w:cs="Tahoma"/>
+                <w:bCs/>
+                <w:szCs w:val="20"/>
+                <w:lang w:eastAsia="Tahoma"/>
               </w:rPr>
             </w:pPr>
           </w:p>
@@ -471,10 +471,10 @@
             <w:pPr>
               <w:pStyle w:val="Header"/>
               <w:rPr>
-                <w:rFonts w:ascii="Readex Pro Light" w:hAnsi="Readex Pro Light" w:cs="Readex Pro Light"/>
-                <w:bCs/>
-                <w:szCs w:val="20"/>
-                <w:lang w:eastAsia="ko-KR"/>
+                <w:rFonts w:ascii="Tahoma" w:hAnsi="Tahoma" w:cs="Tahoma"/>
+                <w:bCs/>
+                <w:szCs w:val="20"/>
+                <w:lang w:eastAsia="Tahoma"/>
               </w:rPr>
             </w:pPr>
           </w:p>
@@ -493,20 +493,20 @@
             <w:pPr>
               <w:pStyle w:val="Header"/>
               <w:rPr>
-                <w:rFonts w:ascii="Readex Pro Medium" w:hAnsi="Readex Pro Medium" w:cs="Readex Pro Medium"/>
+                <w:rFonts w:ascii="Tahoma" w:hAnsi="Tahoma" w:cs="Tahoma"/>
                 <w:bCs/>
                 <w:color w:val="FFFFFF" w:themeColor="background1"/>
                 <w:szCs w:val="20"/>
-                <w:lang w:eastAsia="ko-KR"/>
-              </w:rPr>
-            </w:pPr>
-            <w:r>
-              <w:rPr>
-                <w:rFonts w:ascii="Readex Pro Medium" w:hAnsi="Readex Pro Medium" w:cs="Readex Pro Medium"/>
+                <w:lang w:eastAsia="Tahoma"/>
+              </w:rPr>
+            </w:pPr>
+            <w:r>
+              <w:rPr>
+                <w:rFonts w:ascii="Tahoma" w:hAnsi="Tahoma" w:cs="Tahoma"/>
                 <w:bCs/>
                 <w:color w:val="FFFFFF" w:themeColor="background1"/>
                 <w:szCs w:val="20"/>
-                <w:lang w:eastAsia="ko-KR"/>
+                <w:lang w:eastAsia="Tahoma"/>
               </w:rPr>
               <w:t>c)</w:t>
             </w:r>
@@ -520,40 +520,40 @@
             <w:pPr>
               <w:pStyle w:val="Header"/>
               <w:rPr>
-                <w:rFonts w:ascii="Readex Pro Light" w:hAnsi="Readex Pro Light" w:cs="Readex Pro Light"/>
-                <w:bCs/>
-                <w:sz w:val="18"/>
-                <w:szCs w:val="18"/>
-                <w:lang w:eastAsia="ko-KR"/>
-              </w:rPr>
-            </w:pPr>
-            <w:r>
-              <w:rPr>
-                <w:rFonts w:ascii="Readex Pro Light" w:hAnsi="Readex Pro Light" w:cs="Readex Pro Light"/>
-                <w:bCs/>
-                <w:sz w:val="18"/>
-                <w:szCs w:val="18"/>
-                <w:lang w:eastAsia="ko-KR"/>
+                <w:rFonts w:ascii="Tahoma" w:hAnsi="Tahoma" w:cs="Tahoma"/>
+                <w:bCs/>
+                <w:sz w:val="18"/>
+                <w:szCs w:val="18"/>
+                <w:lang w:eastAsia="Tahoma"/>
+              </w:rPr>
+            </w:pPr>
+            <w:r>
+              <w:rPr>
+                <w:rFonts w:ascii="Tahoma" w:hAnsi="Tahoma" w:cs="Tahoma"/>
+                <w:bCs/>
+                <w:sz w:val="18"/>
+                <w:szCs w:val="18"/>
+                <w:lang w:eastAsia="Tahoma"/>
               </w:rPr>
               <w:t xml:space="preserve">Is a toolbox talk being conducted </w:t>
             </w:r>
             <w:r>
               <w:rPr>
-                <w:rFonts w:ascii="Readex Pro Light" w:hAnsi="Readex Pro Light" w:cs="Readex Pro Light"/>
-                <w:bCs/>
-                <w:sz w:val="18"/>
-                <w:szCs w:val="18"/>
-                <w:lang w:eastAsia="ko-KR"/>
+                <w:rFonts w:ascii="Tahoma" w:hAnsi="Tahoma" w:cs="Tahoma"/>
+                <w:bCs/>
+                <w:sz w:val="18"/>
+                <w:szCs w:val="18"/>
+                <w:lang w:eastAsia="Tahoma"/>
               </w:rPr>
               <w:t>before</w:t>
             </w:r>
             <w:r>
               <w:rPr>
-                <w:rFonts w:ascii="Readex Pro Light" w:hAnsi="Readex Pro Light" w:cs="Readex Pro Light"/>
-                <w:bCs/>
-                <w:sz w:val="18"/>
-                <w:szCs w:val="18"/>
-                <w:lang w:eastAsia="ko-KR"/>
+                <w:rFonts w:ascii="Tahoma" w:hAnsi="Tahoma" w:cs="Tahoma"/>
+                <w:bCs/>
+                <w:sz w:val="18"/>
+                <w:szCs w:val="18"/>
+                <w:lang w:eastAsia="Tahoma"/>
               </w:rPr>
               <w:t xml:space="preserve"> starting work at night?</w:t>
             </w:r>
@@ -567,10 +567,10 @@
             <w:pPr>
               <w:pStyle w:val="Header"/>
               <w:rPr>
-                <w:rFonts w:ascii="Readex Pro Light" w:hAnsi="Readex Pro Light" w:cs="Readex Pro Light"/>
-                <w:bCs/>
-                <w:szCs w:val="20"/>
-                <w:lang w:eastAsia="ko-KR"/>
+                <w:rFonts w:ascii="Tahoma" w:hAnsi="Tahoma" w:cs="Tahoma"/>
+                <w:bCs/>
+                <w:szCs w:val="20"/>
+                <w:lang w:eastAsia="Tahoma"/>
               </w:rPr>
             </w:pPr>
           </w:p>
@@ -583,10 +583,10 @@
             <w:pPr>
               <w:pStyle w:val="Header"/>
               <w:rPr>
-                <w:rFonts w:ascii="Readex Pro Light" w:hAnsi="Readex Pro Light" w:cs="Readex Pro Light"/>
-                <w:bCs/>
-                <w:szCs w:val="20"/>
-                <w:lang w:eastAsia="ko-KR"/>
+                <w:rFonts w:ascii="Tahoma" w:hAnsi="Tahoma" w:cs="Tahoma"/>
+                <w:bCs/>
+                <w:szCs w:val="20"/>
+                <w:lang w:eastAsia="Tahoma"/>
               </w:rPr>
             </w:pPr>
           </w:p>
@@ -599,10 +599,10 @@
             <w:pPr>
               <w:pStyle w:val="Header"/>
               <w:rPr>
-                <w:rFonts w:ascii="Readex Pro Light" w:hAnsi="Readex Pro Light" w:cs="Readex Pro Light"/>
-                <w:bCs/>
-                <w:szCs w:val="20"/>
-                <w:lang w:eastAsia="ko-KR"/>
+                <w:rFonts w:ascii="Tahoma" w:hAnsi="Tahoma" w:cs="Tahoma"/>
+                <w:bCs/>
+                <w:szCs w:val="20"/>
+                <w:lang w:eastAsia="Tahoma"/>
               </w:rPr>
             </w:pPr>
           </w:p>
@@ -621,20 +621,20 @@
             <w:pPr>
               <w:pStyle w:val="Header"/>
               <w:rPr>
-                <w:rFonts w:ascii="Readex Pro Medium" w:hAnsi="Readex Pro Medium" w:cs="Readex Pro Medium"/>
+                <w:rFonts w:ascii="Tahoma" w:hAnsi="Tahoma" w:cs="Tahoma"/>
                 <w:bCs/>
                 <w:color w:val="FFFFFF" w:themeColor="background1"/>
                 <w:szCs w:val="20"/>
-                <w:lang w:eastAsia="ko-KR"/>
-              </w:rPr>
-            </w:pPr>
-            <w:r>
-              <w:rPr>
-                <w:rFonts w:ascii="Readex Pro Medium" w:hAnsi="Readex Pro Medium" w:cs="Readex Pro Medium"/>
+                <w:lang w:eastAsia="Tahoma"/>
+              </w:rPr>
+            </w:pPr>
+            <w:r>
+              <w:rPr>
+                <w:rFonts w:ascii="Tahoma" w:hAnsi="Tahoma" w:cs="Tahoma"/>
                 <w:bCs/>
                 <w:color w:val="FFFFFF" w:themeColor="background1"/>
                 <w:szCs w:val="20"/>
-                <w:lang w:eastAsia="ko-KR"/>
+                <w:lang w:eastAsia="Tahoma"/>
               </w:rPr>
               <w:t>d)</w:t>
             </w:r>
@@ -648,20 +648,20 @@
             <w:pPr>
               <w:pStyle w:val="Header"/>
               <w:rPr>
-                <w:rFonts w:ascii="Readex Pro Light" w:hAnsi="Readex Pro Light" w:cs="Readex Pro Light"/>
-                <w:bCs/>
-                <w:sz w:val="18"/>
-                <w:szCs w:val="18"/>
-                <w:lang w:eastAsia="ko-KR"/>
-              </w:rPr>
-            </w:pPr>
-            <w:r>
-              <w:rPr>
-                <w:rFonts w:ascii="Readex Pro Light" w:hAnsi="Readex Pro Light" w:cs="Readex Pro Light"/>
-                <w:bCs/>
-                <w:sz w:val="18"/>
-                <w:szCs w:val="18"/>
-                <w:lang w:eastAsia="ko-KR"/>
+                <w:rFonts w:ascii="Tahoma" w:hAnsi="Tahoma" w:cs="Tahoma"/>
+                <w:bCs/>
+                <w:sz w:val="18"/>
+                <w:szCs w:val="18"/>
+                <w:lang w:eastAsia="Tahoma"/>
+              </w:rPr>
+            </w:pPr>
+            <w:r>
+              <w:rPr>
+                <w:rFonts w:ascii="Tahoma" w:hAnsi="Tahoma" w:cs="Tahoma"/>
+                <w:bCs/>
+                <w:sz w:val="18"/>
+                <w:szCs w:val="18"/>
+                <w:lang w:eastAsia="Tahoma"/>
               </w:rPr>
               <w:t>Is there both communication &amp; transport available in case of any emergency?</w:t>
             </w:r>
@@ -675,10 +675,10 @@
             <w:pPr>
               <w:pStyle w:val="Header"/>
               <w:rPr>
-                <w:rFonts w:ascii="Readex Pro Light" w:hAnsi="Readex Pro Light" w:cs="Readex Pro Light"/>
-                <w:bCs/>
-                <w:szCs w:val="20"/>
-                <w:lang w:eastAsia="ko-KR"/>
+                <w:rFonts w:ascii="Tahoma" w:hAnsi="Tahoma" w:cs="Tahoma"/>
+                <w:bCs/>
+                <w:szCs w:val="20"/>
+                <w:lang w:eastAsia="Tahoma"/>
               </w:rPr>
             </w:pPr>
           </w:p>
@@ -691,10 +691,10 @@
             <w:pPr>
               <w:pStyle w:val="Header"/>
               <w:rPr>
-                <w:rFonts w:ascii="Readex Pro Light" w:hAnsi="Readex Pro Light" w:cs="Readex Pro Light"/>
-                <w:bCs/>
-                <w:szCs w:val="20"/>
-                <w:lang w:eastAsia="ko-KR"/>
+                <w:rFonts w:ascii="Tahoma" w:hAnsi="Tahoma" w:cs="Tahoma"/>
+                <w:bCs/>
+                <w:szCs w:val="20"/>
+                <w:lang w:eastAsia="Tahoma"/>
               </w:rPr>
             </w:pPr>
           </w:p>
@@ -707,10 +707,10 @@
             <w:pPr>
               <w:pStyle w:val="Header"/>
               <w:rPr>
-                <w:rFonts w:ascii="Readex Pro Light" w:hAnsi="Readex Pro Light" w:cs="Readex Pro Light"/>
-                <w:bCs/>
-                <w:szCs w:val="20"/>
-                <w:lang w:eastAsia="ko-KR"/>
+                <w:rFonts w:ascii="Tahoma" w:hAnsi="Tahoma" w:cs="Tahoma"/>
+                <w:bCs/>
+                <w:szCs w:val="20"/>
+                <w:lang w:eastAsia="Tahoma"/>
               </w:rPr>
             </w:pPr>
           </w:p>
@@ -729,20 +729,20 @@
             <w:pPr>
               <w:pStyle w:val="Header"/>
               <w:rPr>
-                <w:rFonts w:ascii="Readex Pro Medium" w:hAnsi="Readex Pro Medium" w:cs="Readex Pro Medium"/>
+                <w:rFonts w:ascii="Tahoma" w:hAnsi="Tahoma" w:cs="Tahoma"/>
                 <w:bCs/>
                 <w:color w:val="FFFFFF" w:themeColor="background1"/>
                 <w:szCs w:val="20"/>
-                <w:lang w:eastAsia="ko-KR"/>
-              </w:rPr>
-            </w:pPr>
-            <w:r>
-              <w:rPr>
-                <w:rFonts w:ascii="Readex Pro Medium" w:hAnsi="Readex Pro Medium" w:cs="Readex Pro Medium"/>
+                <w:lang w:eastAsia="Tahoma"/>
+              </w:rPr>
+            </w:pPr>
+            <w:r>
+              <w:rPr>
+                <w:rFonts w:ascii="Tahoma" w:hAnsi="Tahoma" w:cs="Tahoma"/>
                 <w:bCs/>
                 <w:color w:val="FFFFFF" w:themeColor="background1"/>
                 <w:szCs w:val="20"/>
-                <w:lang w:eastAsia="ko-KR"/>
+                <w:lang w:eastAsia="Tahoma"/>
               </w:rPr>
               <w:t>e)</w:t>
             </w:r>
@@ -756,40 +756,40 @@
             <w:pPr>
               <w:pStyle w:val="Header"/>
               <w:rPr>
-                <w:rFonts w:ascii="Readex Pro Light" w:hAnsi="Readex Pro Light" w:cs="Readex Pro Light"/>
-                <w:bCs/>
-                <w:sz w:val="18"/>
-                <w:szCs w:val="18"/>
-                <w:lang w:eastAsia="ko-KR"/>
-              </w:rPr>
-            </w:pPr>
-            <w:r>
-              <w:rPr>
-                <w:rFonts w:ascii="Readex Pro Light" w:hAnsi="Readex Pro Light" w:cs="Readex Pro Light"/>
-                <w:bCs/>
-                <w:sz w:val="18"/>
-                <w:szCs w:val="18"/>
-                <w:lang w:eastAsia="ko-KR"/>
+                <w:rFonts w:ascii="Tahoma" w:hAnsi="Tahoma" w:cs="Tahoma"/>
+                <w:bCs/>
+                <w:sz w:val="18"/>
+                <w:szCs w:val="18"/>
+                <w:lang w:eastAsia="Tahoma"/>
+              </w:rPr>
+            </w:pPr>
+            <w:r>
+              <w:rPr>
+                <w:rFonts w:ascii="Tahoma" w:hAnsi="Tahoma" w:cs="Tahoma"/>
+                <w:bCs/>
+                <w:sz w:val="18"/>
+                <w:szCs w:val="18"/>
+                <w:lang w:eastAsia="Tahoma"/>
               </w:rPr>
               <w:t xml:space="preserve">Are there emergency contact numbers &amp; evacuation routes posted at </w:t>
             </w:r>
             <w:r>
               <w:rPr>
-                <w:rFonts w:ascii="Readex Pro Light" w:hAnsi="Readex Pro Light" w:cs="Readex Pro Light"/>
-                <w:bCs/>
-                <w:sz w:val="18"/>
-                <w:szCs w:val="18"/>
-                <w:lang w:eastAsia="ko-KR"/>
+                <w:rFonts w:ascii="Tahoma" w:hAnsi="Tahoma" w:cs="Tahoma"/>
+                <w:bCs/>
+                <w:sz w:val="18"/>
+                <w:szCs w:val="18"/>
+                <w:lang w:eastAsia="Tahoma"/>
               </w:rPr>
               <w:t xml:space="preserve">the </w:t>
             </w:r>
             <w:r>
               <w:rPr>
-                <w:rFonts w:ascii="Readex Pro Light" w:hAnsi="Readex Pro Light" w:cs="Readex Pro Light"/>
-                <w:bCs/>
-                <w:sz w:val="18"/>
-                <w:szCs w:val="18"/>
-                <w:lang w:eastAsia="ko-KR"/>
+                <w:rFonts w:ascii="Tahoma" w:hAnsi="Tahoma" w:cs="Tahoma"/>
+                <w:bCs/>
+                <w:sz w:val="18"/>
+                <w:szCs w:val="18"/>
+                <w:lang w:eastAsia="Tahoma"/>
               </w:rPr>
               <w:t>site?</w:t>
             </w:r>
@@ -803,10 +803,10 @@
             <w:pPr>
               <w:pStyle w:val="Header"/>
               <w:rPr>
-                <w:rFonts w:ascii="Readex Pro Light" w:hAnsi="Readex Pro Light" w:cs="Readex Pro Light"/>
-                <w:bCs/>
-                <w:szCs w:val="20"/>
-                <w:lang w:eastAsia="ko-KR"/>
+                <w:rFonts w:ascii="Tahoma" w:hAnsi="Tahoma" w:cs="Tahoma"/>
+                <w:bCs/>
+                <w:szCs w:val="20"/>
+                <w:lang w:eastAsia="Tahoma"/>
               </w:rPr>
             </w:pPr>
           </w:p>
@@ -819,10 +819,10 @@
             <w:pPr>
               <w:pStyle w:val="Header"/>
               <w:rPr>
-                <w:rFonts w:ascii="Readex Pro Light" w:hAnsi="Readex Pro Light" w:cs="Readex Pro Light"/>
-                <w:bCs/>
-                <w:szCs w:val="20"/>
-                <w:lang w:eastAsia="ko-KR"/>
+                <w:rFonts w:ascii="Tahoma" w:hAnsi="Tahoma" w:cs="Tahoma"/>
+                <w:bCs/>
+                <w:szCs w:val="20"/>
+                <w:lang w:eastAsia="Tahoma"/>
               </w:rPr>
             </w:pPr>
           </w:p>
@@ -835,10 +835,10 @@
             <w:pPr>
               <w:pStyle w:val="Header"/>
               <w:rPr>
-                <w:rFonts w:ascii="Readex Pro Light" w:hAnsi="Readex Pro Light" w:cs="Readex Pro Light"/>
-                <w:bCs/>
-                <w:szCs w:val="20"/>
-                <w:lang w:eastAsia="ko-KR"/>
+                <w:rFonts w:ascii="Tahoma" w:hAnsi="Tahoma" w:cs="Tahoma"/>
+                <w:bCs/>
+                <w:szCs w:val="20"/>
+                <w:lang w:eastAsia="Tahoma"/>
               </w:rPr>
             </w:pPr>
           </w:p>
@@ -857,20 +857,20 @@
             <w:pPr>
               <w:pStyle w:val="Header"/>
               <w:rPr>
-                <w:rFonts w:ascii="Readex Pro Medium" w:hAnsi="Readex Pro Medium" w:cs="Readex Pro Medium"/>
+                <w:rFonts w:ascii="Tahoma" w:hAnsi="Tahoma" w:cs="Tahoma"/>
                 <w:bCs/>
                 <w:color w:val="FFFFFF" w:themeColor="background1"/>
                 <w:szCs w:val="20"/>
-                <w:lang w:eastAsia="ko-KR"/>
-              </w:rPr>
-            </w:pPr>
-            <w:r>
-              <w:rPr>
-                <w:rFonts w:ascii="Readex Pro Medium" w:hAnsi="Readex Pro Medium" w:cs="Readex Pro Medium"/>
+                <w:lang w:eastAsia="Tahoma"/>
+              </w:rPr>
+            </w:pPr>
+            <w:r>
+              <w:rPr>
+                <w:rFonts w:ascii="Tahoma" w:hAnsi="Tahoma" w:cs="Tahoma"/>
                 <w:bCs/>
                 <w:color w:val="FFFFFF" w:themeColor="background1"/>
                 <w:szCs w:val="20"/>
-                <w:lang w:eastAsia="ko-KR"/>
+                <w:lang w:eastAsia="Tahoma"/>
               </w:rPr>
               <w:t>f)</w:t>
             </w:r>
@@ -884,40 +884,40 @@
             <w:pPr>
               <w:pStyle w:val="Header"/>
               <w:rPr>
-                <w:rFonts w:ascii="Readex Pro Light" w:hAnsi="Readex Pro Light" w:cs="Readex Pro Light"/>
-                <w:bCs/>
-                <w:sz w:val="18"/>
-                <w:szCs w:val="18"/>
-                <w:lang w:eastAsia="ko-KR"/>
-              </w:rPr>
-            </w:pPr>
-            <w:r>
-              <w:rPr>
-                <w:rFonts w:ascii="Readex Pro Light" w:hAnsi="Readex Pro Light" w:cs="Readex Pro Light"/>
-                <w:bCs/>
-                <w:sz w:val="18"/>
-                <w:szCs w:val="18"/>
-                <w:lang w:eastAsia="ko-KR"/>
+                <w:rFonts w:ascii="Tahoma" w:hAnsi="Tahoma" w:cs="Tahoma"/>
+                <w:bCs/>
+                <w:sz w:val="18"/>
+                <w:szCs w:val="18"/>
+                <w:lang w:eastAsia="Tahoma"/>
+              </w:rPr>
+            </w:pPr>
+            <w:r>
+              <w:rPr>
+                <w:rFonts w:ascii="Tahoma" w:hAnsi="Tahoma" w:cs="Tahoma"/>
+                <w:bCs/>
+                <w:sz w:val="18"/>
+                <w:szCs w:val="18"/>
+                <w:lang w:eastAsia="Tahoma"/>
               </w:rPr>
               <w:t xml:space="preserve">Is there a qualified Nurse on duty and with </w:t>
             </w:r>
             <w:r>
               <w:rPr>
-                <w:rFonts w:ascii="Readex Pro Light" w:hAnsi="Readex Pro Light" w:cs="Readex Pro Light"/>
-                <w:bCs/>
-                <w:sz w:val="18"/>
-                <w:szCs w:val="18"/>
-                <w:lang w:eastAsia="ko-KR"/>
+                <w:rFonts w:ascii="Tahoma" w:hAnsi="Tahoma" w:cs="Tahoma"/>
+                <w:bCs/>
+                <w:sz w:val="18"/>
+                <w:szCs w:val="18"/>
+                <w:lang w:eastAsia="Tahoma"/>
               </w:rPr>
               <w:t xml:space="preserve">an </w:t>
             </w:r>
             <w:r>
               <w:rPr>
-                <w:rFonts w:ascii="Readex Pro Light" w:hAnsi="Readex Pro Light" w:cs="Readex Pro Light"/>
-                <w:bCs/>
-                <w:sz w:val="18"/>
-                <w:szCs w:val="18"/>
-                <w:lang w:eastAsia="ko-KR"/>
+                <w:rFonts w:ascii="Tahoma" w:hAnsi="Tahoma" w:cs="Tahoma"/>
+                <w:bCs/>
+                <w:sz w:val="18"/>
+                <w:szCs w:val="18"/>
+                <w:lang w:eastAsia="Tahoma"/>
               </w:rPr>
               <w:t>ambulance available?</w:t>
             </w:r>
@@ -931,10 +931,10 @@
             <w:pPr>
               <w:pStyle w:val="Header"/>
               <w:rPr>
-                <w:rFonts w:ascii="Readex Pro Light" w:hAnsi="Readex Pro Light" w:cs="Readex Pro Light"/>
-                <w:bCs/>
-                <w:szCs w:val="20"/>
-                <w:lang w:eastAsia="ko-KR"/>
+                <w:rFonts w:ascii="Tahoma" w:hAnsi="Tahoma" w:cs="Tahoma"/>
+                <w:bCs/>
+                <w:szCs w:val="20"/>
+                <w:lang w:eastAsia="Tahoma"/>
               </w:rPr>
             </w:pPr>
           </w:p>
@@ -947,10 +947,10 @@
             <w:pPr>
               <w:pStyle w:val="Header"/>
               <w:rPr>
-                <w:rFonts w:ascii="Readex Pro Light" w:hAnsi="Readex Pro Light" w:cs="Readex Pro Light"/>
-                <w:bCs/>
-                <w:szCs w:val="20"/>
-                <w:lang w:eastAsia="ko-KR"/>
+                <w:rFonts w:ascii="Tahoma" w:hAnsi="Tahoma" w:cs="Tahoma"/>
+                <w:bCs/>
+                <w:szCs w:val="20"/>
+                <w:lang w:eastAsia="Tahoma"/>
               </w:rPr>
             </w:pPr>
           </w:p>
@@ -963,10 +963,10 @@
             <w:pPr>
               <w:pStyle w:val="Header"/>
               <w:rPr>
-                <w:rFonts w:ascii="Readex Pro Light" w:hAnsi="Readex Pro Light" w:cs="Readex Pro Light"/>
-                <w:bCs/>
-                <w:szCs w:val="20"/>
-                <w:lang w:eastAsia="ko-KR"/>
+                <w:rFonts w:ascii="Tahoma" w:hAnsi="Tahoma" w:cs="Tahoma"/>
+                <w:bCs/>
+                <w:szCs w:val="20"/>
+                <w:lang w:eastAsia="Tahoma"/>
               </w:rPr>
             </w:pPr>
           </w:p>
@@ -985,20 +985,20 @@
             <w:pPr>
               <w:pStyle w:val="Header"/>
               <w:rPr>
-                <w:rFonts w:ascii="Readex Pro Medium" w:hAnsi="Readex Pro Medium" w:cs="Readex Pro Medium"/>
+                <w:rFonts w:ascii="Tahoma" w:hAnsi="Tahoma" w:cs="Tahoma"/>
                 <w:bCs/>
                 <w:color w:val="FFFFFF" w:themeColor="background1"/>
                 <w:szCs w:val="20"/>
-                <w:lang w:eastAsia="ko-KR"/>
-              </w:rPr>
-            </w:pPr>
-            <w:r>
-              <w:rPr>
-                <w:rFonts w:ascii="Readex Pro Medium" w:hAnsi="Readex Pro Medium" w:cs="Readex Pro Medium"/>
+                <w:lang w:eastAsia="Tahoma"/>
+              </w:rPr>
+            </w:pPr>
+            <w:r>
+              <w:rPr>
+                <w:rFonts w:ascii="Tahoma" w:hAnsi="Tahoma" w:cs="Tahoma"/>
                 <w:bCs/>
                 <w:color w:val="FFFFFF" w:themeColor="background1"/>
                 <w:szCs w:val="20"/>
-                <w:lang w:eastAsia="ko-KR"/>
+                <w:lang w:eastAsia="Tahoma"/>
               </w:rPr>
               <w:t>h)</w:t>
             </w:r>
@@ -1012,40 +1012,40 @@
             <w:pPr>
               <w:pStyle w:val="Header"/>
               <w:rPr>
-                <w:rFonts w:ascii="Readex Pro Light" w:hAnsi="Readex Pro Light" w:cs="Readex Pro Light"/>
-                <w:bCs/>
-                <w:sz w:val="18"/>
-                <w:szCs w:val="18"/>
-                <w:lang w:eastAsia="ko-KR"/>
-              </w:rPr>
-            </w:pPr>
-            <w:r>
-              <w:rPr>
-                <w:rFonts w:ascii="Readex Pro Light" w:hAnsi="Readex Pro Light" w:cs="Readex Pro Light"/>
-                <w:bCs/>
-                <w:sz w:val="18"/>
-                <w:szCs w:val="18"/>
-                <w:lang w:eastAsia="ko-KR"/>
+                <w:rFonts w:ascii="Tahoma" w:hAnsi="Tahoma" w:cs="Tahoma"/>
+                <w:bCs/>
+                <w:sz w:val="18"/>
+                <w:szCs w:val="18"/>
+                <w:lang w:eastAsia="Tahoma"/>
+              </w:rPr>
+            </w:pPr>
+            <w:r>
+              <w:rPr>
+                <w:rFonts w:ascii="Tahoma" w:hAnsi="Tahoma" w:cs="Tahoma"/>
+                <w:bCs/>
+                <w:sz w:val="18"/>
+                <w:szCs w:val="18"/>
+                <w:lang w:eastAsia="Tahoma"/>
               </w:rPr>
               <w:t xml:space="preserve">Is there a hot meal served to workers at dinner time, and in an appropriate location in line with </w:t>
             </w:r>
             <w:r>
               <w:rPr>
-                <w:rFonts w:ascii="Readex Pro Light" w:hAnsi="Readex Pro Light" w:cs="Readex Pro Light"/>
-                <w:bCs/>
-                <w:sz w:val="18"/>
-                <w:szCs w:val="18"/>
-                <w:lang w:eastAsia="ko-KR"/>
+                <w:rFonts w:ascii="Tahoma" w:hAnsi="Tahoma" w:cs="Tahoma"/>
+                <w:bCs/>
+                <w:sz w:val="18"/>
+                <w:szCs w:val="18"/>
+                <w:lang w:eastAsia="Tahoma"/>
               </w:rPr>
               <w:t>DAN</w:t>
             </w:r>
             <w:r>
               <w:rPr>
-                <w:rFonts w:ascii="Readex Pro Light" w:hAnsi="Readex Pro Light" w:cs="Readex Pro Light"/>
-                <w:bCs/>
-                <w:sz w:val="18"/>
-                <w:szCs w:val="18"/>
-                <w:lang w:eastAsia="ko-KR"/>
+                <w:rFonts w:ascii="Tahoma" w:hAnsi="Tahoma" w:cs="Tahoma"/>
+                <w:bCs/>
+                <w:sz w:val="18"/>
+                <w:szCs w:val="18"/>
+                <w:lang w:eastAsia="Tahoma"/>
               </w:rPr>
               <w:t xml:space="preserve"> requirements?</w:t>
             </w:r>
@@ -1059,10 +1059,10 @@
             <w:pPr>
               <w:pStyle w:val="Header"/>
               <w:rPr>
-                <w:rFonts w:ascii="Readex Pro Light" w:hAnsi="Readex Pro Light" w:cs="Readex Pro Light"/>
-                <w:bCs/>
-                <w:szCs w:val="20"/>
-                <w:lang w:eastAsia="ko-KR"/>
+                <w:rFonts w:ascii="Tahoma" w:hAnsi="Tahoma" w:cs="Tahoma"/>
+                <w:bCs/>
+                <w:szCs w:val="20"/>
+                <w:lang w:eastAsia="Tahoma"/>
               </w:rPr>
             </w:pPr>
           </w:p>
@@ -1075,10 +1075,10 @@
             <w:pPr>
               <w:pStyle w:val="Header"/>
               <w:rPr>
-                <w:rFonts w:ascii="Readex Pro Light" w:hAnsi="Readex Pro Light" w:cs="Readex Pro Light"/>
-                <w:bCs/>
-                <w:szCs w:val="20"/>
-                <w:lang w:eastAsia="ko-KR"/>
+                <w:rFonts w:ascii="Tahoma" w:hAnsi="Tahoma" w:cs="Tahoma"/>
+                <w:bCs/>
+                <w:szCs w:val="20"/>
+                <w:lang w:eastAsia="Tahoma"/>
               </w:rPr>
             </w:pPr>
           </w:p>
@@ -1091,10 +1091,10 @@
             <w:pPr>
               <w:pStyle w:val="Header"/>
               <w:rPr>
-                <w:rFonts w:ascii="Readex Pro Light" w:hAnsi="Readex Pro Light" w:cs="Readex Pro Light"/>
-                <w:bCs/>
-                <w:szCs w:val="20"/>
-                <w:lang w:eastAsia="ko-KR"/>
+                <w:rFonts w:ascii="Tahoma" w:hAnsi="Tahoma" w:cs="Tahoma"/>
+                <w:bCs/>
+                <w:szCs w:val="20"/>
+                <w:lang w:eastAsia="Tahoma"/>
               </w:rPr>
             </w:pPr>
           </w:p>
@@ -1113,20 +1113,20 @@
             <w:pPr>
               <w:pStyle w:val="Header"/>
               <w:rPr>
-                <w:rFonts w:ascii="Readex Pro Medium" w:hAnsi="Readex Pro Medium" w:cs="Readex Pro Medium"/>
+                <w:rFonts w:ascii="Tahoma" w:hAnsi="Tahoma" w:cs="Tahoma"/>
                 <w:bCs/>
                 <w:color w:val="FFFFFF" w:themeColor="background1"/>
                 <w:szCs w:val="20"/>
-                <w:lang w:eastAsia="ko-KR"/>
-              </w:rPr>
-            </w:pPr>
-            <w:r>
-              <w:rPr>
-                <w:rFonts w:ascii="Readex Pro Medium" w:hAnsi="Readex Pro Medium" w:cs="Readex Pro Medium"/>
+                <w:lang w:eastAsia="Tahoma"/>
+              </w:rPr>
+            </w:pPr>
+            <w:r>
+              <w:rPr>
+                <w:rFonts w:ascii="Tahoma" w:hAnsi="Tahoma" w:cs="Tahoma"/>
                 <w:bCs/>
                 <w:color w:val="FFFFFF" w:themeColor="background1"/>
                 <w:szCs w:val="20"/>
-                <w:lang w:eastAsia="ko-KR"/>
+                <w:lang w:eastAsia="Tahoma"/>
               </w:rPr>
               <w:t>g)</w:t>
             </w:r>
@@ -1140,60 +1140,60 @@
             <w:pPr>
               <w:pStyle w:val="Header"/>
               <w:rPr>
-                <w:rFonts w:ascii="Readex Pro Light" w:hAnsi="Readex Pro Light" w:cs="Readex Pro Light"/>
-                <w:bCs/>
-                <w:sz w:val="18"/>
-                <w:szCs w:val="18"/>
-                <w:lang w:eastAsia="ko-KR"/>
-              </w:rPr>
-            </w:pPr>
-            <w:r>
-              <w:rPr>
-                <w:rFonts w:ascii="Readex Pro Light" w:hAnsi="Readex Pro Light" w:cs="Readex Pro Light"/>
-                <w:bCs/>
-                <w:sz w:val="18"/>
-                <w:szCs w:val="18"/>
-                <w:lang w:eastAsia="ko-KR"/>
+                <w:rFonts w:ascii="Tahoma" w:hAnsi="Tahoma" w:cs="Tahoma"/>
+                <w:bCs/>
+                <w:sz w:val="18"/>
+                <w:szCs w:val="18"/>
+                <w:lang w:eastAsia="Tahoma"/>
+              </w:rPr>
+            </w:pPr>
+            <w:r>
+              <w:rPr>
+                <w:rFonts w:ascii="Tahoma" w:hAnsi="Tahoma" w:cs="Tahoma"/>
+                <w:bCs/>
+                <w:sz w:val="18"/>
+                <w:szCs w:val="18"/>
+                <w:lang w:eastAsia="Tahoma"/>
               </w:rPr>
               <w:t xml:space="preserve">Are emergency procedures, i.e., evacuation &amp; emergency numbers, discussed with workers on </w:t>
             </w:r>
             <w:r>
               <w:rPr>
-                <w:rFonts w:ascii="Readex Pro Light" w:hAnsi="Readex Pro Light" w:cs="Readex Pro Light"/>
-                <w:bCs/>
-                <w:sz w:val="18"/>
-                <w:szCs w:val="18"/>
-                <w:lang w:eastAsia="ko-KR"/>
+                <w:rFonts w:ascii="Tahoma" w:hAnsi="Tahoma" w:cs="Tahoma"/>
+                <w:bCs/>
+                <w:sz w:val="18"/>
+                <w:szCs w:val="18"/>
+                <w:lang w:eastAsia="Tahoma"/>
               </w:rPr>
               <w:t xml:space="preserve">the </w:t>
             </w:r>
             <w:r>
               <w:rPr>
-                <w:rFonts w:ascii="Readex Pro Light" w:hAnsi="Readex Pro Light" w:cs="Readex Pro Light"/>
-                <w:bCs/>
-                <w:sz w:val="18"/>
-                <w:szCs w:val="18"/>
-                <w:lang w:eastAsia="ko-KR"/>
+                <w:rFonts w:ascii="Tahoma" w:hAnsi="Tahoma" w:cs="Tahoma"/>
+                <w:bCs/>
+                <w:sz w:val="18"/>
+                <w:szCs w:val="18"/>
+                <w:lang w:eastAsia="Tahoma"/>
               </w:rPr>
               <w:t xml:space="preserve">first night of work in the first </w:t>
             </w:r>
             <w:r>
               <w:rPr>
-                <w:rFonts w:ascii="Readex Pro Light" w:hAnsi="Readex Pro Light" w:cs="Readex Pro Light"/>
-                <w:bCs/>
-                <w:sz w:val="18"/>
-                <w:szCs w:val="18"/>
-                <w:lang w:eastAsia="ko-KR"/>
+                <w:rFonts w:ascii="Tahoma" w:hAnsi="Tahoma" w:cs="Tahoma"/>
+                <w:bCs/>
+                <w:sz w:val="18"/>
+                <w:szCs w:val="18"/>
+                <w:lang w:eastAsia="Tahoma"/>
               </w:rPr>
               <w:t>toolbox-talk</w:t>
             </w:r>
             <w:r>
               <w:rPr>
-                <w:rFonts w:ascii="Readex Pro Light" w:hAnsi="Readex Pro Light" w:cs="Readex Pro Light"/>
-                <w:bCs/>
-                <w:sz w:val="18"/>
-                <w:szCs w:val="18"/>
-                <w:lang w:eastAsia="ko-KR"/>
+                <w:rFonts w:ascii="Tahoma" w:hAnsi="Tahoma" w:cs="Tahoma"/>
+                <w:bCs/>
+                <w:sz w:val="18"/>
+                <w:szCs w:val="18"/>
+                <w:lang w:eastAsia="Tahoma"/>
               </w:rPr>
               <w:t>, before work commences?</w:t>
             </w:r>
@@ -1207,10 +1207,10 @@
             <w:pPr>
               <w:pStyle w:val="Header"/>
               <w:rPr>
-                <w:rFonts w:ascii="Readex Pro Light" w:hAnsi="Readex Pro Light" w:cs="Readex Pro Light"/>
-                <w:bCs/>
-                <w:szCs w:val="20"/>
-                <w:lang w:eastAsia="ko-KR"/>
+                <w:rFonts w:ascii="Tahoma" w:hAnsi="Tahoma" w:cs="Tahoma"/>
+                <w:bCs/>
+                <w:szCs w:val="20"/>
+                <w:lang w:eastAsia="Tahoma"/>
               </w:rPr>
             </w:pPr>
           </w:p>
@@ -1223,10 +1223,10 @@
             <w:pPr>
               <w:pStyle w:val="Header"/>
               <w:rPr>
-                <w:rFonts w:ascii="Readex Pro Light" w:hAnsi="Readex Pro Light" w:cs="Readex Pro Light"/>
-                <w:bCs/>
-                <w:szCs w:val="20"/>
-                <w:lang w:eastAsia="ko-KR"/>
+                <w:rFonts w:ascii="Tahoma" w:hAnsi="Tahoma" w:cs="Tahoma"/>
+                <w:bCs/>
+                <w:szCs w:val="20"/>
+                <w:lang w:eastAsia="Tahoma"/>
               </w:rPr>
             </w:pPr>
           </w:p>
@@ -1239,10 +1239,10 @@
             <w:pPr>
               <w:pStyle w:val="Header"/>
               <w:rPr>
-                <w:rFonts w:ascii="Readex Pro Light" w:hAnsi="Readex Pro Light" w:cs="Readex Pro Light"/>
-                <w:bCs/>
-                <w:szCs w:val="20"/>
-                <w:lang w:eastAsia="ko-KR"/>
+                <w:rFonts w:ascii="Tahoma" w:hAnsi="Tahoma" w:cs="Tahoma"/>
+                <w:bCs/>
+                <w:szCs w:val="20"/>
+                <w:lang w:eastAsia="Tahoma"/>
               </w:rPr>
             </w:pPr>
           </w:p>
@@ -1261,20 +1261,20 @@
             <w:pPr>
               <w:pStyle w:val="Header"/>
               <w:rPr>
-                <w:rFonts w:ascii="Readex Pro Medium" w:hAnsi="Readex Pro Medium" w:cs="Readex Pro Medium"/>
+                <w:rFonts w:ascii="Tahoma" w:hAnsi="Tahoma" w:cs="Tahoma"/>
                 <w:bCs/>
                 <w:color w:val="FFFFFF" w:themeColor="background1"/>
                 <w:szCs w:val="20"/>
-                <w:lang w:eastAsia="ko-KR"/>
-              </w:rPr>
-            </w:pPr>
-            <w:r>
-              <w:rPr>
-                <w:rFonts w:ascii="Readex Pro Medium" w:hAnsi="Readex Pro Medium" w:cs="Readex Pro Medium"/>
+                <w:lang w:eastAsia="Tahoma"/>
+              </w:rPr>
+            </w:pPr>
+            <w:r>
+              <w:rPr>
+                <w:rFonts w:ascii="Tahoma" w:hAnsi="Tahoma" w:cs="Tahoma"/>
                 <w:bCs/>
                 <w:color w:val="FFFFFF" w:themeColor="background1"/>
                 <w:szCs w:val="20"/>
-                <w:lang w:eastAsia="ko-KR"/>
+                <w:lang w:eastAsia="Tahoma"/>
               </w:rPr>
               <w:t>i)</w:t>
             </w:r>
@@ -1288,80 +1288,80 @@
             <w:pPr>
               <w:pStyle w:val="Header"/>
               <w:rPr>
-                <w:rFonts w:ascii="Readex Pro Light" w:hAnsi="Readex Pro Light" w:cs="Readex Pro Light"/>
-                <w:bCs/>
-                <w:sz w:val="18"/>
-                <w:szCs w:val="18"/>
-                <w:lang w:eastAsia="ko-KR"/>
-              </w:rPr>
-            </w:pPr>
-            <w:r>
-              <w:rPr>
-                <w:rFonts w:ascii="Readex Pro Light" w:hAnsi="Readex Pro Light" w:cs="Readex Pro Light"/>
-                <w:bCs/>
-                <w:sz w:val="18"/>
-                <w:szCs w:val="18"/>
-                <w:lang w:eastAsia="ko-KR"/>
+                <w:rFonts w:ascii="Tahoma" w:hAnsi="Tahoma" w:cs="Tahoma"/>
+                <w:bCs/>
+                <w:sz w:val="18"/>
+                <w:szCs w:val="18"/>
+                <w:lang w:eastAsia="Tahoma"/>
+              </w:rPr>
+            </w:pPr>
+            <w:r>
+              <w:rPr>
+                <w:rFonts w:ascii="Tahoma" w:hAnsi="Tahoma" w:cs="Tahoma"/>
+                <w:bCs/>
+                <w:sz w:val="18"/>
+                <w:szCs w:val="18"/>
+                <w:lang w:eastAsia="Tahoma"/>
               </w:rPr>
               <w:t xml:space="preserve">Are there adequate welfare facilities available, i.e., </w:t>
             </w:r>
             <w:r>
               <w:rPr>
-                <w:rFonts w:ascii="Readex Pro Light" w:hAnsi="Readex Pro Light" w:cs="Readex Pro Light"/>
-                <w:bCs/>
-                <w:sz w:val="18"/>
-                <w:szCs w:val="18"/>
-                <w:lang w:eastAsia="ko-KR"/>
+                <w:rFonts w:ascii="Tahoma" w:hAnsi="Tahoma" w:cs="Tahoma"/>
+                <w:bCs/>
+                <w:sz w:val="18"/>
+                <w:szCs w:val="18"/>
+                <w:lang w:eastAsia="Tahoma"/>
               </w:rPr>
               <w:t>toilets</w:t>
             </w:r>
             <w:r>
               <w:rPr>
-                <w:rFonts w:ascii="Readex Pro Light" w:hAnsi="Readex Pro Light" w:cs="Readex Pro Light"/>
-                <w:bCs/>
-                <w:sz w:val="18"/>
-                <w:szCs w:val="18"/>
-                <w:lang w:eastAsia="ko-KR"/>
+                <w:rFonts w:ascii="Tahoma" w:hAnsi="Tahoma" w:cs="Tahoma"/>
+                <w:bCs/>
+                <w:sz w:val="18"/>
+                <w:szCs w:val="18"/>
+                <w:lang w:eastAsia="Tahoma"/>
               </w:rPr>
               <w:t xml:space="preserve">, rest </w:t>
             </w:r>
             <w:r>
               <w:rPr>
-                <w:rFonts w:ascii="Readex Pro Light" w:hAnsi="Readex Pro Light" w:cs="Readex Pro Light"/>
-                <w:bCs/>
-                <w:sz w:val="18"/>
-                <w:szCs w:val="18"/>
-                <w:lang w:eastAsia="ko-KR"/>
+                <w:rFonts w:ascii="Tahoma" w:hAnsi="Tahoma" w:cs="Tahoma"/>
+                <w:bCs/>
+                <w:sz w:val="18"/>
+                <w:szCs w:val="18"/>
+                <w:lang w:eastAsia="Tahoma"/>
               </w:rPr>
               <w:t>shelters</w:t>
             </w:r>
             <w:r>
               <w:rPr>
-                <w:rFonts w:ascii="Readex Pro Light" w:hAnsi="Readex Pro Light" w:cs="Readex Pro Light"/>
-                <w:bCs/>
-                <w:sz w:val="18"/>
-                <w:szCs w:val="18"/>
-                <w:lang w:eastAsia="ko-KR"/>
+                <w:rFonts w:ascii="Tahoma" w:hAnsi="Tahoma" w:cs="Tahoma"/>
+                <w:bCs/>
+                <w:sz w:val="18"/>
+                <w:szCs w:val="18"/>
+                <w:lang w:eastAsia="Tahoma"/>
               </w:rPr>
               <w:t xml:space="preserve">, </w:t>
             </w:r>
             <w:r>
               <w:rPr>
-                <w:rFonts w:ascii="Readex Pro Light" w:hAnsi="Readex Pro Light" w:cs="Readex Pro Light"/>
-                <w:bCs/>
-                <w:sz w:val="18"/>
-                <w:szCs w:val="18"/>
-                <w:lang w:eastAsia="ko-KR"/>
+                <w:rFonts w:ascii="Tahoma" w:hAnsi="Tahoma" w:cs="Tahoma"/>
+                <w:bCs/>
+                <w:sz w:val="18"/>
+                <w:szCs w:val="18"/>
+                <w:lang w:eastAsia="Tahoma"/>
               </w:rPr>
               <w:t xml:space="preserve">and </w:t>
             </w:r>
             <w:r>
               <w:rPr>
-                <w:rFonts w:ascii="Readex Pro Light" w:hAnsi="Readex Pro Light" w:cs="Readex Pro Light"/>
-                <w:bCs/>
-                <w:sz w:val="18"/>
-                <w:szCs w:val="18"/>
-                <w:lang w:eastAsia="ko-KR"/>
+                <w:rFonts w:ascii="Tahoma" w:hAnsi="Tahoma" w:cs="Tahoma"/>
+                <w:bCs/>
+                <w:sz w:val="18"/>
+                <w:szCs w:val="18"/>
+                <w:lang w:eastAsia="Tahoma"/>
               </w:rPr>
               <w:t>water?</w:t>
             </w:r>
@@ -1375,10 +1375,10 @@
             <w:pPr>
               <w:pStyle w:val="Header"/>
               <w:rPr>
-                <w:rFonts w:ascii="Readex Pro Light" w:hAnsi="Readex Pro Light" w:cs="Readex Pro Light"/>
-                <w:bCs/>
-                <w:szCs w:val="20"/>
-                <w:lang w:eastAsia="ko-KR"/>
+                <w:rFonts w:ascii="Tahoma" w:hAnsi="Tahoma" w:cs="Tahoma"/>
+                <w:bCs/>
+                <w:szCs w:val="20"/>
+                <w:lang w:eastAsia="Tahoma"/>
               </w:rPr>
             </w:pPr>
           </w:p>
@@ -1391,10 +1391,10 @@
             <w:pPr>
               <w:pStyle w:val="Header"/>
               <w:rPr>
-                <w:rFonts w:ascii="Readex Pro Light" w:hAnsi="Readex Pro Light" w:cs="Readex Pro Light"/>
-                <w:bCs/>
-                <w:szCs w:val="20"/>
-                <w:lang w:eastAsia="ko-KR"/>
+                <w:rFonts w:ascii="Tahoma" w:hAnsi="Tahoma" w:cs="Tahoma"/>
+                <w:bCs/>
+                <w:szCs w:val="20"/>
+                <w:lang w:eastAsia="Tahoma"/>
               </w:rPr>
             </w:pPr>
           </w:p>
@@ -1407,10 +1407,10 @@
             <w:pPr>
               <w:pStyle w:val="Header"/>
               <w:rPr>
-                <w:rFonts w:ascii="Readex Pro Light" w:hAnsi="Readex Pro Light" w:cs="Readex Pro Light"/>
-                <w:bCs/>
-                <w:szCs w:val="20"/>
-                <w:lang w:eastAsia="ko-KR"/>
+                <w:rFonts w:ascii="Tahoma" w:hAnsi="Tahoma" w:cs="Tahoma"/>
+                <w:bCs/>
+                <w:szCs w:val="20"/>
+                <w:lang w:eastAsia="Tahoma"/>
               </w:rPr>
             </w:pPr>
           </w:p>
@@ -1430,20 +1430,20 @@
             <w:pPr>
               <w:pStyle w:val="Header"/>
               <w:rPr>
-                <w:rFonts w:ascii="Readex Pro Medium" w:hAnsi="Readex Pro Medium" w:cs="Readex Pro Medium"/>
+                <w:rFonts w:ascii="Tahoma" w:hAnsi="Tahoma" w:cs="Tahoma"/>
                 <w:b/>
                 <w:color w:val="FFFFFF" w:themeColor="background1"/>
                 <w:szCs w:val="20"/>
-                <w:lang w:eastAsia="ko-KR"/>
-              </w:rPr>
-            </w:pPr>
-            <w:r>
-              <w:rPr>
-                <w:rFonts w:ascii="Readex Pro Medium" w:hAnsi="Readex Pro Medium" w:cs="Readex Pro Medium"/>
+                <w:lang w:eastAsia="Tahoma"/>
+              </w:rPr>
+            </w:pPr>
+            <w:r>
+              <w:rPr>
+                <w:rFonts w:ascii="Tahoma" w:hAnsi="Tahoma" w:cs="Tahoma"/>
                 <w:b/>
                 <w:color w:val="FFFFFF" w:themeColor="background1"/>
                 <w:szCs w:val="20"/>
-                <w:lang w:eastAsia="ko-KR"/>
+                <w:lang w:eastAsia="Tahoma"/>
               </w:rPr>
               <w:t>2</w:t>
             </w:r>
@@ -1459,18 +1459,18 @@
             <w:pPr>
               <w:pStyle w:val="Header"/>
               <w:rPr>
-                <w:rFonts w:ascii="Readex Pro Light" w:hAnsi="Readex Pro Light" w:cs="Readex Pro Light"/>
-                <w:bCs/>
-                <w:szCs w:val="20"/>
-                <w:lang w:eastAsia="ko-KR"/>
-              </w:rPr>
-            </w:pPr>
-            <w:r>
-              <w:rPr>
-                <w:rFonts w:ascii="Readex Pro Light" w:hAnsi="Readex Pro Light" w:cs="Readex Pro Light"/>
+                <w:rFonts w:ascii="Tahoma" w:hAnsi="Tahoma" w:cs="Tahoma"/>
+                <w:bCs/>
+                <w:szCs w:val="20"/>
+                <w:lang w:eastAsia="Tahoma"/>
+              </w:rPr>
+            </w:pPr>
+            <w:r>
+              <w:rPr>
+                <w:rFonts w:ascii="Tahoma" w:hAnsi="Tahoma" w:cs="Tahoma"/>
                 <w:b/>
                 <w:szCs w:val="20"/>
-                <w:lang w:eastAsia="ko-KR"/>
+                <w:lang w:eastAsia="Tahoma"/>
               </w:rPr>
               <w:t xml:space="preserve">Lighting </w:t>
             </w:r>
@@ -1490,20 +1490,20 @@
             <w:pPr>
               <w:pStyle w:val="Header"/>
               <w:rPr>
-                <w:rFonts w:ascii="Readex Pro Medium" w:hAnsi="Readex Pro Medium" w:cs="Readex Pro Medium"/>
+                <w:rFonts w:ascii="Tahoma" w:hAnsi="Tahoma" w:cs="Tahoma"/>
                 <w:bCs/>
                 <w:color w:val="FFFFFF" w:themeColor="background1"/>
                 <w:szCs w:val="20"/>
-                <w:lang w:eastAsia="ko-KR"/>
-              </w:rPr>
-            </w:pPr>
-            <w:r>
-              <w:rPr>
-                <w:rFonts w:ascii="Readex Pro Medium" w:hAnsi="Readex Pro Medium" w:cs="Readex Pro Medium"/>
+                <w:lang w:eastAsia="Tahoma"/>
+              </w:rPr>
+            </w:pPr>
+            <w:r>
+              <w:rPr>
+                <w:rFonts w:ascii="Tahoma" w:hAnsi="Tahoma" w:cs="Tahoma"/>
                 <w:bCs/>
                 <w:color w:val="FFFFFF" w:themeColor="background1"/>
                 <w:szCs w:val="20"/>
-                <w:lang w:eastAsia="ko-KR"/>
+                <w:lang w:eastAsia="Tahoma"/>
               </w:rPr>
               <w:t>a)</w:t>
             </w:r>
@@ -1517,20 +1517,20 @@
             <w:pPr>
               <w:pStyle w:val="Header"/>
               <w:rPr>
-                <w:rFonts w:ascii="Readex Pro Light" w:hAnsi="Readex Pro Light" w:cs="Readex Pro Light"/>
-                <w:bCs/>
-                <w:sz w:val="18"/>
-                <w:szCs w:val="18"/>
-                <w:lang w:eastAsia="ko-KR"/>
-              </w:rPr>
-            </w:pPr>
-            <w:r>
-              <w:rPr>
-                <w:rFonts w:ascii="Readex Pro Light" w:hAnsi="Readex Pro Light" w:cs="Readex Pro Light"/>
-                <w:bCs/>
-                <w:sz w:val="18"/>
-                <w:szCs w:val="18"/>
-                <w:lang w:eastAsia="ko-KR"/>
+                <w:rFonts w:ascii="Tahoma" w:hAnsi="Tahoma" w:cs="Tahoma"/>
+                <w:bCs/>
+                <w:sz w:val="18"/>
+                <w:szCs w:val="18"/>
+                <w:lang w:eastAsia="Tahoma"/>
+              </w:rPr>
+            </w:pPr>
+            <w:r>
+              <w:rPr>
+                <w:rFonts w:ascii="Tahoma" w:hAnsi="Tahoma" w:cs="Tahoma"/>
+                <w:bCs/>
+                <w:sz w:val="18"/>
+                <w:szCs w:val="18"/>
+                <w:lang w:eastAsia="Tahoma"/>
               </w:rPr>
               <w:t>Are the work areas properly marked for night work, i.e., excavations barricaded with flashing lights?</w:t>
             </w:r>
@@ -1544,10 +1544,10 @@
             <w:pPr>
               <w:pStyle w:val="Header"/>
               <w:rPr>
-                <w:rFonts w:ascii="Readex Pro Light" w:hAnsi="Readex Pro Light" w:cs="Readex Pro Light"/>
-                <w:bCs/>
-                <w:szCs w:val="20"/>
-                <w:lang w:eastAsia="ko-KR"/>
+                <w:rFonts w:ascii="Tahoma" w:hAnsi="Tahoma" w:cs="Tahoma"/>
+                <w:bCs/>
+                <w:szCs w:val="20"/>
+                <w:lang w:eastAsia="Tahoma"/>
               </w:rPr>
             </w:pPr>
           </w:p>
@@ -1560,10 +1560,10 @@
             <w:pPr>
               <w:pStyle w:val="Header"/>
               <w:rPr>
-                <w:rFonts w:ascii="Readex Pro Light" w:hAnsi="Readex Pro Light" w:cs="Readex Pro Light"/>
-                <w:bCs/>
-                <w:szCs w:val="20"/>
-                <w:lang w:eastAsia="ko-KR"/>
+                <w:rFonts w:ascii="Tahoma" w:hAnsi="Tahoma" w:cs="Tahoma"/>
+                <w:bCs/>
+                <w:szCs w:val="20"/>
+                <w:lang w:eastAsia="Tahoma"/>
               </w:rPr>
             </w:pPr>
           </w:p>
@@ -1576,10 +1576,10 @@
             <w:pPr>
               <w:pStyle w:val="Header"/>
               <w:rPr>
-                <w:rFonts w:ascii="Readex Pro Light" w:hAnsi="Readex Pro Light" w:cs="Readex Pro Light"/>
-                <w:bCs/>
-                <w:szCs w:val="20"/>
-                <w:lang w:eastAsia="ko-KR"/>
+                <w:rFonts w:ascii="Tahoma" w:hAnsi="Tahoma" w:cs="Tahoma"/>
+                <w:bCs/>
+                <w:szCs w:val="20"/>
+                <w:lang w:eastAsia="Tahoma"/>
               </w:rPr>
             </w:pPr>
           </w:p>
@@ -1598,20 +1598,20 @@
             <w:pPr>
               <w:pStyle w:val="Header"/>
               <w:rPr>
-                <w:rFonts w:ascii="Readex Pro Medium" w:hAnsi="Readex Pro Medium" w:cs="Readex Pro Medium"/>
+                <w:rFonts w:ascii="Tahoma" w:hAnsi="Tahoma" w:cs="Tahoma"/>
                 <w:bCs/>
                 <w:color w:val="FFFFFF" w:themeColor="background1"/>
                 <w:szCs w:val="20"/>
-                <w:lang w:eastAsia="ko-KR"/>
-              </w:rPr>
-            </w:pPr>
-            <w:r>
-              <w:rPr>
-                <w:rFonts w:ascii="Readex Pro Medium" w:hAnsi="Readex Pro Medium" w:cs="Readex Pro Medium"/>
+                <w:lang w:eastAsia="Tahoma"/>
+              </w:rPr>
+            </w:pPr>
+            <w:r>
+              <w:rPr>
+                <w:rFonts w:ascii="Tahoma" w:hAnsi="Tahoma" w:cs="Tahoma"/>
                 <w:bCs/>
                 <w:color w:val="FFFFFF" w:themeColor="background1"/>
                 <w:szCs w:val="20"/>
-                <w:lang w:eastAsia="ko-KR"/>
+                <w:lang w:eastAsia="Tahoma"/>
               </w:rPr>
               <w:t>b)</w:t>
             </w:r>
@@ -1625,20 +1625,20 @@
             <w:pPr>
               <w:pStyle w:val="Header"/>
               <w:rPr>
-                <w:rFonts w:ascii="Readex Pro Light" w:hAnsi="Readex Pro Light" w:cs="Readex Pro Light"/>
-                <w:bCs/>
-                <w:sz w:val="18"/>
-                <w:szCs w:val="18"/>
-                <w:lang w:eastAsia="ko-KR"/>
-              </w:rPr>
-            </w:pPr>
-            <w:r>
-              <w:rPr>
-                <w:rFonts w:ascii="Readex Pro Light" w:hAnsi="Readex Pro Light" w:cs="Readex Pro Light"/>
-                <w:bCs/>
-                <w:sz w:val="18"/>
-                <w:szCs w:val="18"/>
-                <w:lang w:eastAsia="ko-KR"/>
+                <w:rFonts w:ascii="Tahoma" w:hAnsi="Tahoma" w:cs="Tahoma"/>
+                <w:bCs/>
+                <w:sz w:val="18"/>
+                <w:szCs w:val="18"/>
+                <w:lang w:eastAsia="Tahoma"/>
+              </w:rPr>
+            </w:pPr>
+            <w:r>
+              <w:rPr>
+                <w:rFonts w:ascii="Tahoma" w:hAnsi="Tahoma" w:cs="Tahoma"/>
+                <w:bCs/>
+                <w:sz w:val="18"/>
+                <w:szCs w:val="18"/>
+                <w:lang w:eastAsia="Tahoma"/>
               </w:rPr>
               <w:t>Is there adequate lighting in work areas of at least 85lux? Test result to be recorded here…………………………….</w:t>
             </w:r>
@@ -1652,10 +1652,10 @@
             <w:pPr>
               <w:pStyle w:val="Header"/>
               <w:rPr>
-                <w:rFonts w:ascii="Readex Pro Light" w:hAnsi="Readex Pro Light" w:cs="Readex Pro Light"/>
-                <w:bCs/>
-                <w:szCs w:val="20"/>
-                <w:lang w:eastAsia="ko-KR"/>
+                <w:rFonts w:ascii="Tahoma" w:hAnsi="Tahoma" w:cs="Tahoma"/>
+                <w:bCs/>
+                <w:szCs w:val="20"/>
+                <w:lang w:eastAsia="Tahoma"/>
               </w:rPr>
             </w:pPr>
           </w:p>
@@ -1668,10 +1668,10 @@
             <w:pPr>
               <w:pStyle w:val="Header"/>
               <w:rPr>
-                <w:rFonts w:ascii="Readex Pro Light" w:hAnsi="Readex Pro Light" w:cs="Readex Pro Light"/>
-                <w:bCs/>
-                <w:szCs w:val="20"/>
-                <w:lang w:eastAsia="ko-KR"/>
+                <w:rFonts w:ascii="Tahoma" w:hAnsi="Tahoma" w:cs="Tahoma"/>
+                <w:bCs/>
+                <w:szCs w:val="20"/>
+                <w:lang w:eastAsia="Tahoma"/>
               </w:rPr>
             </w:pPr>
           </w:p>
@@ -1684,10 +1684,10 @@
             <w:pPr>
               <w:pStyle w:val="Header"/>
               <w:rPr>
-                <w:rFonts w:ascii="Readex Pro Light" w:hAnsi="Readex Pro Light" w:cs="Readex Pro Light"/>
-                <w:bCs/>
-                <w:szCs w:val="20"/>
-                <w:lang w:eastAsia="ko-KR"/>
+                <w:rFonts w:ascii="Tahoma" w:hAnsi="Tahoma" w:cs="Tahoma"/>
+                <w:bCs/>
+                <w:szCs w:val="20"/>
+                <w:lang w:eastAsia="Tahoma"/>
               </w:rPr>
             </w:pPr>
           </w:p>
@@ -1706,20 +1706,20 @@
             <w:pPr>
               <w:pStyle w:val="Header"/>
               <w:rPr>
-                <w:rFonts w:ascii="Readex Pro Medium" w:hAnsi="Readex Pro Medium" w:cs="Readex Pro Medium"/>
+                <w:rFonts w:ascii="Tahoma" w:hAnsi="Tahoma" w:cs="Tahoma"/>
                 <w:bCs/>
                 <w:color w:val="FFFFFF" w:themeColor="background1"/>
                 <w:szCs w:val="20"/>
-                <w:lang w:eastAsia="ko-KR"/>
-              </w:rPr>
-            </w:pPr>
-            <w:r>
-              <w:rPr>
-                <w:rFonts w:ascii="Readex Pro Medium" w:hAnsi="Readex Pro Medium" w:cs="Readex Pro Medium"/>
+                <w:lang w:eastAsia="Tahoma"/>
+              </w:rPr>
+            </w:pPr>
+            <w:r>
+              <w:rPr>
+                <w:rFonts w:ascii="Tahoma" w:hAnsi="Tahoma" w:cs="Tahoma"/>
                 <w:bCs/>
                 <w:color w:val="FFFFFF" w:themeColor="background1"/>
                 <w:szCs w:val="20"/>
-                <w:lang w:eastAsia="ko-KR"/>
+                <w:lang w:eastAsia="Tahoma"/>
               </w:rPr>
               <w:t>c)</w:t>
             </w:r>
@@ -1733,62 +1733,62 @@
             <w:pPr>
               <w:pStyle w:val="Header"/>
               <w:rPr>
-                <w:rFonts w:ascii="Readex Pro Light" w:hAnsi="Readex Pro Light" w:cs="Readex Pro Light"/>
-                <w:bCs/>
-                <w:sz w:val="18"/>
-                <w:szCs w:val="18"/>
-                <w:lang w:eastAsia="ko-KR"/>
-              </w:rPr>
-            </w:pPr>
-            <w:r>
-              <w:rPr>
-                <w:rFonts w:ascii="Readex Pro Light" w:hAnsi="Readex Pro Light" w:cs="Readex Pro Light"/>
-                <w:bCs/>
-                <w:sz w:val="18"/>
-                <w:szCs w:val="18"/>
-                <w:lang w:eastAsia="ko-KR"/>
+                <w:rFonts w:ascii="Tahoma" w:hAnsi="Tahoma" w:cs="Tahoma"/>
+                <w:bCs/>
+                <w:sz w:val="18"/>
+                <w:szCs w:val="18"/>
+                <w:lang w:eastAsia="Tahoma"/>
+              </w:rPr>
+            </w:pPr>
+            <w:r>
+              <w:rPr>
+                <w:rFonts w:ascii="Tahoma" w:hAnsi="Tahoma" w:cs="Tahoma"/>
+                <w:bCs/>
+                <w:sz w:val="18"/>
+                <w:szCs w:val="18"/>
+                <w:lang w:eastAsia="Tahoma"/>
               </w:rPr>
               <w:t xml:space="preserve">Are there traffic controllers/flagmen at </w:t>
             </w:r>
             <w:r>
               <w:rPr>
-                <w:rFonts w:ascii="Readex Pro Light" w:hAnsi="Readex Pro Light" w:cs="Readex Pro Light"/>
-                <w:bCs/>
-                <w:sz w:val="18"/>
-                <w:szCs w:val="18"/>
-                <w:lang w:eastAsia="ko-KR"/>
+                <w:rFonts w:ascii="Tahoma" w:hAnsi="Tahoma" w:cs="Tahoma"/>
+                <w:bCs/>
+                <w:sz w:val="18"/>
+                <w:szCs w:val="18"/>
+                <w:lang w:eastAsia="Tahoma"/>
               </w:rPr>
               <w:t xml:space="preserve">the </w:t>
             </w:r>
             <w:r>
               <w:rPr>
-                <w:rFonts w:ascii="Readex Pro Light" w:hAnsi="Readex Pro Light" w:cs="Readex Pro Light"/>
-                <w:bCs/>
-                <w:sz w:val="18"/>
-                <w:szCs w:val="18"/>
-                <w:lang w:eastAsia="ko-KR"/>
+                <w:rFonts w:ascii="Tahoma" w:hAnsi="Tahoma" w:cs="Tahoma"/>
+                <w:bCs/>
+                <w:sz w:val="18"/>
+                <w:szCs w:val="18"/>
+                <w:lang w:eastAsia="Tahoma"/>
               </w:rPr>
               <w:t xml:space="preserve">site </w:t>
             </w:r>
             <w:r>
               <w:rPr>
-                <w:rFonts w:ascii="Readex Pro Light" w:hAnsi="Readex Pro Light" w:cs="Readex Pro Light"/>
+                <w:rFonts w:ascii="Tahoma" w:hAnsi="Tahoma" w:cs="Tahoma"/>
                 <w:b/>
                 <w:bCs/>
                 <w:i/>
                 <w:sz w:val="18"/>
                 <w:szCs w:val="18"/>
-                <w:lang w:eastAsia="ko-KR"/>
+                <w:lang w:eastAsia="Tahoma"/>
               </w:rPr>
               <w:t>with lighted batons</w:t>
             </w:r>
             <w:r>
               <w:rPr>
-                <w:rFonts w:ascii="Readex Pro Light" w:hAnsi="Readex Pro Light" w:cs="Readex Pro Light"/>
-                <w:bCs/>
-                <w:sz w:val="18"/>
-                <w:szCs w:val="18"/>
-                <w:lang w:eastAsia="ko-KR"/>
+                <w:rFonts w:ascii="Tahoma" w:hAnsi="Tahoma" w:cs="Tahoma"/>
+                <w:bCs/>
+                <w:sz w:val="18"/>
+                <w:szCs w:val="18"/>
+                <w:lang w:eastAsia="Tahoma"/>
               </w:rPr>
               <w:t xml:space="preserve"> at the work site?</w:t>
             </w:r>
@@ -1802,10 +1802,10 @@
             <w:pPr>
               <w:pStyle w:val="Header"/>
               <w:rPr>
-                <w:rFonts w:ascii="Readex Pro Light" w:hAnsi="Readex Pro Light" w:cs="Readex Pro Light"/>
-                <w:bCs/>
-                <w:szCs w:val="20"/>
-                <w:lang w:eastAsia="ko-KR"/>
+                <w:rFonts w:ascii="Tahoma" w:hAnsi="Tahoma" w:cs="Tahoma"/>
+                <w:bCs/>
+                <w:szCs w:val="20"/>
+                <w:lang w:eastAsia="Tahoma"/>
               </w:rPr>
             </w:pPr>
           </w:p>
@@ -1818,10 +1818,10 @@
             <w:pPr>
               <w:pStyle w:val="Header"/>
               <w:rPr>
-                <w:rFonts w:ascii="Readex Pro Light" w:hAnsi="Readex Pro Light" w:cs="Readex Pro Light"/>
-                <w:bCs/>
-                <w:szCs w:val="20"/>
-                <w:lang w:eastAsia="ko-KR"/>
+                <w:rFonts w:ascii="Tahoma" w:hAnsi="Tahoma" w:cs="Tahoma"/>
+                <w:bCs/>
+                <w:szCs w:val="20"/>
+                <w:lang w:eastAsia="Tahoma"/>
               </w:rPr>
             </w:pPr>
           </w:p>
@@ -1834,10 +1834,10 @@
             <w:pPr>
               <w:pStyle w:val="Header"/>
               <w:rPr>
-                <w:rFonts w:ascii="Readex Pro Light" w:hAnsi="Readex Pro Light" w:cs="Readex Pro Light"/>
-                <w:bCs/>
-                <w:szCs w:val="20"/>
-                <w:lang w:eastAsia="ko-KR"/>
+                <w:rFonts w:ascii="Tahoma" w:hAnsi="Tahoma" w:cs="Tahoma"/>
+                <w:bCs/>
+                <w:szCs w:val="20"/>
+                <w:lang w:eastAsia="Tahoma"/>
               </w:rPr>
             </w:pPr>
           </w:p>
@@ -1857,20 +1857,20 @@
             <w:pPr>
               <w:pStyle w:val="Header"/>
               <w:rPr>
-                <w:rFonts w:ascii="Readex Pro Light" w:hAnsi="Readex Pro Light" w:cs="Readex Pro Light"/>
+                <w:rFonts w:ascii="Tahoma" w:hAnsi="Tahoma" w:cs="Tahoma"/>
                 <w:b/>
                 <w:color w:val="FFFFFF" w:themeColor="background1"/>
                 <w:szCs w:val="20"/>
-                <w:lang w:eastAsia="ko-KR"/>
-              </w:rPr>
-            </w:pPr>
-            <w:r>
-              <w:rPr>
-                <w:rFonts w:ascii="Readex Pro Light" w:hAnsi="Readex Pro Light" w:cs="Readex Pro Light"/>
+                <w:lang w:eastAsia="Tahoma"/>
+              </w:rPr>
+            </w:pPr>
+            <w:r>
+              <w:rPr>
+                <w:rFonts w:ascii="Tahoma" w:hAnsi="Tahoma" w:cs="Tahoma"/>
                 <w:b/>
                 <w:color w:val="FFFFFF" w:themeColor="background1"/>
                 <w:szCs w:val="20"/>
-                <w:lang w:eastAsia="ko-KR"/>
+                <w:lang w:eastAsia="Tahoma"/>
               </w:rPr>
               <w:t>3</w:t>
             </w:r>
@@ -1885,20 +1885,20 @@
             <w:pPr>
               <w:pStyle w:val="Header"/>
               <w:rPr>
-                <w:rFonts w:ascii="Readex Pro Light" w:hAnsi="Readex Pro Light" w:cs="Readex Pro Light"/>
+                <w:rFonts w:ascii="Tahoma" w:hAnsi="Tahoma" w:cs="Tahoma"/>
                 <w:b/>
                 <w:sz w:val="18"/>
                 <w:szCs w:val="18"/>
-                <w:lang w:eastAsia="ko-KR"/>
-              </w:rPr>
-            </w:pPr>
-            <w:r>
-              <w:rPr>
-                <w:rFonts w:ascii="Readex Pro Light" w:hAnsi="Readex Pro Light" w:cs="Readex Pro Light"/>
+                <w:lang w:eastAsia="Tahoma"/>
+              </w:rPr>
+            </w:pPr>
+            <w:r>
+              <w:rPr>
+                <w:rFonts w:ascii="Tahoma" w:hAnsi="Tahoma" w:cs="Tahoma"/>
                 <w:b/>
                 <w:sz w:val="18"/>
                 <w:szCs w:val="18"/>
-                <w:lang w:eastAsia="ko-KR"/>
+                <w:lang w:eastAsia="Tahoma"/>
               </w:rPr>
               <w:t>Adequate Supervision</w:t>
             </w:r>
@@ -1913,10 +1913,10 @@
             <w:pPr>
               <w:pStyle w:val="Header"/>
               <w:rPr>
-                <w:rFonts w:ascii="Readex Pro Light" w:hAnsi="Readex Pro Light" w:cs="Readex Pro Light"/>
+                <w:rFonts w:ascii="Tahoma" w:hAnsi="Tahoma" w:cs="Tahoma"/>
                 <w:b/>
                 <w:szCs w:val="20"/>
-                <w:lang w:eastAsia="ko-KR"/>
+                <w:lang w:eastAsia="Tahoma"/>
               </w:rPr>
             </w:pPr>
           </w:p>
@@ -1930,10 +1930,10 @@
             <w:pPr>
               <w:pStyle w:val="Header"/>
               <w:rPr>
-                <w:rFonts w:ascii="Readex Pro Light" w:hAnsi="Readex Pro Light" w:cs="Readex Pro Light"/>
+                <w:rFonts w:ascii="Tahoma" w:hAnsi="Tahoma" w:cs="Tahoma"/>
                 <w:b/>
                 <w:szCs w:val="20"/>
-                <w:lang w:eastAsia="ko-KR"/>
+                <w:lang w:eastAsia="Tahoma"/>
               </w:rPr>
             </w:pPr>
           </w:p>
@@ -1947,10 +1947,10 @@
             <w:pPr>
               <w:pStyle w:val="Header"/>
               <w:rPr>
-                <w:rFonts w:ascii="Readex Pro Light" w:hAnsi="Readex Pro Light" w:cs="Readex Pro Light"/>
+                <w:rFonts w:ascii="Tahoma" w:hAnsi="Tahoma" w:cs="Tahoma"/>
                 <w:b/>
                 <w:szCs w:val="20"/>
-                <w:lang w:eastAsia="ko-KR"/>
+                <w:lang w:eastAsia="Tahoma"/>
               </w:rPr>
             </w:pPr>
           </w:p>
@@ -1960,19 +1960,19 @@
     <w:p>
       <w:pPr>
         <w:rPr>
-          <w:rFonts w:ascii="Readex Pro Light" w:hAnsi="Readex Pro Light" w:cs="Readex Pro Light"/>
+          <w:rFonts w:ascii="Tahoma" w:hAnsi="Tahoma" w:cs="Tahoma"/>
         </w:rPr>
       </w:pPr>
     </w:p>
     <w:p>
       <w:pPr>
         <w:rPr>
-          <w:rFonts w:ascii="Readex Pro Light" w:hAnsi="Readex Pro Light" w:cs="Readex Pro Light"/>
+          <w:rFonts w:ascii="Tahoma" w:hAnsi="Tahoma" w:cs="Tahoma"/>
         </w:rPr>
       </w:pPr>
       <w:r>
         <w:rPr>
-          <w:rFonts w:ascii="Readex Pro Light" w:hAnsi="Readex Pro Light" w:cs="Readex Pro Light"/>
+          <w:rFonts w:ascii="Tahoma" w:hAnsi="Tahoma" w:cs="Tahoma"/>
           <w:b/>
           <w:noProof/>
           <w:szCs w:val="20"/>
@@ -2018,20 +2018,20 @@
                               <w:pStyle w:val="Header"/>
                               <w:spacing w:line="360" w:lineRule="auto"/>
                               <w:rPr>
-                                <w:rFonts w:ascii="Readex Pro Light" w:hAnsi="Readex Pro Light" w:cs="Readex Pro Light"/>
+                                <w:rFonts w:ascii="Tahoma" w:hAnsi="Tahoma" w:cs="Tahoma"/>
                                 <w:bCs/>
                                 <w:sz w:val="18"/>
                                 <w:szCs w:val="18"/>
-                                <w:lang w:eastAsia="ko-KR"/>
+                                <w:lang w:eastAsia="Tahoma"/>
                               </w:rPr>
                             </w:pPr>
                             <w:r>
                               <w:rPr>
-                                <w:rFonts w:ascii="Readex Pro Light" w:hAnsi="Readex Pro Light" w:cs="Readex Pro Light"/>
+                                <w:rFonts w:ascii="Tahoma" w:hAnsi="Tahoma" w:cs="Tahoma"/>
                                 <w:bCs/>
                                 <w:sz w:val="18"/>
                                 <w:szCs w:val="18"/>
-                                <w:lang w:eastAsia="ko-KR"/>
+                                <w:lang w:eastAsia="Tahoma"/>
                               </w:rPr>
                               <w:t>CONSULTANT Construction Supervisor in charge – Name: __________________________</w:t>
                             </w:r>
@@ -2041,20 +2041,20 @@
                               <w:pStyle w:val="Header"/>
                               <w:spacing w:line="360" w:lineRule="auto"/>
                               <w:rPr>
-                                <w:rFonts w:ascii="Readex Pro Light" w:hAnsi="Readex Pro Light" w:cs="Readex Pro Light"/>
+                                <w:rFonts w:ascii="Tahoma" w:hAnsi="Tahoma" w:cs="Tahoma"/>
                                 <w:bCs/>
                                 <w:sz w:val="18"/>
                                 <w:szCs w:val="18"/>
-                                <w:lang w:eastAsia="ko-KR"/>
+                                <w:lang w:eastAsia="Tahoma"/>
                               </w:rPr>
                             </w:pPr>
                             <w:r>
                               <w:rPr>
-                                <w:rFonts w:ascii="Readex Pro Light" w:hAnsi="Readex Pro Light" w:cs="Readex Pro Light"/>
+                                <w:rFonts w:ascii="Tahoma" w:hAnsi="Tahoma" w:cs="Tahoma"/>
                                 <w:bCs/>
                                 <w:sz w:val="18"/>
                                 <w:szCs w:val="18"/>
-                                <w:lang w:eastAsia="ko-KR"/>
+                                <w:lang w:eastAsia="Tahoma"/>
                               </w:rPr>
                               <w:t>CONSULTANT HSE Supervisor – Name: __________________________________________</w:t>
                             </w:r>
@@ -2064,20 +2064,20 @@
                               <w:pStyle w:val="Header"/>
                               <w:spacing w:line="360" w:lineRule="auto"/>
                               <w:rPr>
-                                <w:rFonts w:ascii="Readex Pro Light" w:hAnsi="Readex Pro Light" w:cs="Readex Pro Light"/>
+                                <w:rFonts w:ascii="Tahoma" w:hAnsi="Tahoma" w:cs="Tahoma"/>
                                 <w:bCs/>
                                 <w:sz w:val="18"/>
                                 <w:szCs w:val="18"/>
-                                <w:lang w:eastAsia="ko-KR"/>
+                                <w:lang w:eastAsia="Tahoma"/>
                               </w:rPr>
                             </w:pPr>
                             <w:r>
                               <w:rPr>
-                                <w:rFonts w:ascii="Readex Pro Light" w:hAnsi="Readex Pro Light" w:cs="Readex Pro Light"/>
+                                <w:rFonts w:ascii="Tahoma" w:hAnsi="Tahoma" w:cs="Tahoma"/>
                                 <w:bCs/>
                                 <w:sz w:val="18"/>
                                 <w:szCs w:val="18"/>
-                                <w:lang w:eastAsia="ko-KR"/>
+                                <w:lang w:eastAsia="Tahoma"/>
                               </w:rPr>
                               <w:t>CONTRACTOR Construction Supervisor in charge – Name: __________________________</w:t>
                             </w:r>
@@ -2087,20 +2087,20 @@
                               <w:pStyle w:val="Header"/>
                               <w:spacing w:line="360" w:lineRule="auto"/>
                               <w:rPr>
-                                <w:rFonts w:ascii="Readex Pro Light" w:hAnsi="Readex Pro Light" w:cs="Readex Pro Light"/>
+                                <w:rFonts w:ascii="Tahoma" w:hAnsi="Tahoma" w:cs="Tahoma"/>
                                 <w:b/>
                                 <w:sz w:val="18"/>
                                 <w:szCs w:val="18"/>
-                                <w:lang w:eastAsia="ko-KR"/>
+                                <w:lang w:eastAsia="Tahoma"/>
                               </w:rPr>
                             </w:pPr>
                             <w:r>
                               <w:rPr>
-                                <w:rFonts w:ascii="Readex Pro Light" w:hAnsi="Readex Pro Light" w:cs="Readex Pro Light"/>
+                                <w:rFonts w:ascii="Tahoma" w:hAnsi="Tahoma" w:cs="Tahoma"/>
                                 <w:bCs/>
                                 <w:sz w:val="18"/>
                                 <w:szCs w:val="18"/>
-                                <w:lang w:eastAsia="ko-KR"/>
+                                <w:lang w:eastAsia="Tahoma"/>
                               </w:rPr>
                               <w:t>CONTRACTOR HSE Supervisor – Name: __________________________________________</w:t>
                             </w:r>
@@ -2109,7 +2109,7 @@
                             <w:pPr>
                               <w:spacing w:after="0"/>
                               <w:rPr>
-                                <w:rFonts w:ascii="Arial" w:hAnsi="Arial"/>
+                                <w:rFonts w:ascii="Tahoma" w:hAnsi="Tahoma"/>
                                 <w:b/>
                                 <w:bCs/>
                                 <w:szCs w:val="20"/>
@@ -2117,7 +2117,7 @@
                             </w:pPr>
                             <w:r>
                               <w:rPr>
-                                <w:rFonts w:ascii="Readex Pro Light" w:hAnsi="Readex Pro Light" w:cs="Readex Pro Light"/>
+                                <w:rFonts w:ascii="Tahoma" w:hAnsi="Tahoma" w:cs="Tahoma"/>
                                 <w:b/>
                                 <w:bCs/>
                                 <w:sz w:val="18"/>
@@ -2127,7 +2127,7 @@
                             </w:r>
                             <w:r>
                               <w:rPr>
-                                <w:rFonts w:ascii="Arial" w:hAnsi="Arial"/>
+                                <w:rFonts w:ascii="Tahoma" w:hAnsi="Tahoma"/>
                                 <w:b/>
                                 <w:bCs/>
                                 <w:sz w:val="18"/>
@@ -2137,7 +2137,7 @@
                             </w:r>
                             <w:r>
                               <w:rPr>
-                                <w:rFonts w:ascii="Arial" w:hAnsi="Arial"/>
+                                <w:rFonts w:ascii="Tahoma" w:hAnsi="Tahoma"/>
                                 <w:b/>
                                 <w:bCs/>
                                 <w:szCs w:val="20"/>
@@ -2149,7 +2149,7 @@
                             <w:pPr>
                               <w:spacing w:after="0"/>
                               <w:rPr>
-                                <w:rFonts w:ascii="Arial" w:hAnsi="Arial"/>
+                                <w:rFonts w:ascii="Tahoma" w:hAnsi="Tahoma"/>
                                 <w:b/>
                                 <w:bCs/>
                                 <w:szCs w:val="20"/>
@@ -2160,7 +2160,7 @@
                             <w:pPr>
                               <w:spacing w:after="0"/>
                               <w:rPr>
-                                <w:rFonts w:ascii="Arial" w:hAnsi="Arial"/>
+                                <w:rFonts w:ascii="Tahoma" w:hAnsi="Tahoma"/>
                                 <w:b/>
                                 <w:bCs/>
                                 <w:szCs w:val="20"/>
@@ -2192,20 +2192,20 @@
                         <w:pStyle w:val="Header"/>
                         <w:spacing w:line="360" w:lineRule="auto"/>
                         <w:rPr>
-                          <w:rFonts w:ascii="Readex Pro Light" w:hAnsi="Readex Pro Light" w:cs="Readex Pro Light"/>
+                          <w:rFonts w:ascii="Tahoma" w:hAnsi="Tahoma" w:cs="Tahoma"/>
                           <w:bCs/>
                           <w:sz w:val="18"/>
                           <w:szCs w:val="18"/>
-                          <w:lang w:eastAsia="ko-KR"/>
+                          <w:lang w:eastAsia="Tahoma"/>
                         </w:rPr>
                       </w:pPr>
                       <w:r>
                         <w:rPr>
-                          <w:rFonts w:ascii="Readex Pro Light" w:hAnsi="Readex Pro Light" w:cs="Readex Pro Light"/>
+                          <w:rFonts w:ascii="Tahoma" w:hAnsi="Tahoma" w:cs="Tahoma"/>
                           <w:bCs/>
                           <w:sz w:val="18"/>
                           <w:szCs w:val="18"/>
-                          <w:lang w:eastAsia="ko-KR"/>
+                          <w:lang w:eastAsia="Tahoma"/>
                         </w:rPr>
                         <w:t>CONSULTANT Construction Supervisor in charge – Name: __________________________</w:t>
                       </w:r>
@@ -2215,20 +2215,20 @@
                         <w:pStyle w:val="Header"/>
                         <w:spacing w:line="360" w:lineRule="auto"/>
                         <w:rPr>
-                          <w:rFonts w:ascii="Readex Pro Light" w:hAnsi="Readex Pro Light" w:cs="Readex Pro Light"/>
+                          <w:rFonts w:ascii="Tahoma" w:hAnsi="Tahoma" w:cs="Tahoma"/>
                           <w:bCs/>
                           <w:sz w:val="18"/>
                           <w:szCs w:val="18"/>
-                          <w:lang w:eastAsia="ko-KR"/>
+                          <w:lang w:eastAsia="Tahoma"/>
                         </w:rPr>
                       </w:pPr>
                       <w:r>
                         <w:rPr>
-                          <w:rFonts w:ascii="Readex Pro Light" w:hAnsi="Readex Pro Light" w:cs="Readex Pro Light"/>
+                          <w:rFonts w:ascii="Tahoma" w:hAnsi="Tahoma" w:cs="Tahoma"/>
                           <w:bCs/>
                           <w:sz w:val="18"/>
                           <w:szCs w:val="18"/>
-                          <w:lang w:eastAsia="ko-KR"/>
+                          <w:lang w:eastAsia="Tahoma"/>
                         </w:rPr>
                         <w:t>CONSULTANT HSE Supervisor – Name: __________________________________________</w:t>
                       </w:r>
@@ -2238,20 +2238,20 @@
                         <w:pStyle w:val="Header"/>
                         <w:spacing w:line="360" w:lineRule="auto"/>
                         <w:rPr>
-                          <w:rFonts w:ascii="Readex Pro Light" w:hAnsi="Readex Pro Light" w:cs="Readex Pro Light"/>
+                          <w:rFonts w:ascii="Tahoma" w:hAnsi="Tahoma" w:cs="Tahoma"/>
                           <w:bCs/>
                           <w:sz w:val="18"/>
                           <w:szCs w:val="18"/>
-                          <w:lang w:eastAsia="ko-KR"/>
+                          <w:lang w:eastAsia="Tahoma"/>
                         </w:rPr>
                       </w:pPr>
                       <w:r>
                         <w:rPr>
-                          <w:rFonts w:ascii="Readex Pro Light" w:hAnsi="Readex Pro Light" w:cs="Readex Pro Light"/>
+                          <w:rFonts w:ascii="Tahoma" w:hAnsi="Tahoma" w:cs="Tahoma"/>
                           <w:bCs/>
                           <w:sz w:val="18"/>
                           <w:szCs w:val="18"/>
-                          <w:lang w:eastAsia="ko-KR"/>
+                          <w:lang w:eastAsia="Tahoma"/>
                         </w:rPr>
                         <w:t>CONTRACTOR Construction Supervisor in charge – Name: __________________________</w:t>
                       </w:r>
@@ -2261,20 +2261,20 @@
                         <w:pStyle w:val="Header"/>
                         <w:spacing w:line="360" w:lineRule="auto"/>
                         <w:rPr>
-                          <w:rFonts w:ascii="Readex Pro Light" w:hAnsi="Readex Pro Light" w:cs="Readex Pro Light"/>
+                          <w:rFonts w:ascii="Tahoma" w:hAnsi="Tahoma" w:cs="Tahoma"/>
                           <w:b/>
                           <w:sz w:val="18"/>
                           <w:szCs w:val="18"/>
-                          <w:lang w:eastAsia="ko-KR"/>
+                          <w:lang w:eastAsia="Tahoma"/>
                         </w:rPr>
                       </w:pPr>
                       <w:r>
                         <w:rPr>
-                          <w:rFonts w:ascii="Readex Pro Light" w:hAnsi="Readex Pro Light" w:cs="Readex Pro Light"/>
+                          <w:rFonts w:ascii="Tahoma" w:hAnsi="Tahoma" w:cs="Tahoma"/>
                           <w:bCs/>
                           <w:sz w:val="18"/>
                           <w:szCs w:val="18"/>
-                          <w:lang w:eastAsia="ko-KR"/>
+                          <w:lang w:eastAsia="Tahoma"/>
                         </w:rPr>
                         <w:t>CONTRACTOR HSE Supervisor – Name: __________________________________________</w:t>
                       </w:r>
@@ -2283,7 +2283,7 @@
                       <w:pPr>
                         <w:spacing w:after="0"/>
                         <w:rPr>
-                          <w:rFonts w:ascii="Arial" w:hAnsi="Arial"/>
+                          <w:rFonts w:ascii="Tahoma" w:hAnsi="Tahoma"/>
                           <w:b/>
                           <w:bCs/>
                           <w:szCs w:val="20"/>
@@ -2291,7 +2291,7 @@
                       </w:pPr>
                       <w:r>
                         <w:rPr>
-                          <w:rFonts w:ascii="Readex Pro Light" w:hAnsi="Readex Pro Light" w:cs="Readex Pro Light"/>
+                          <w:rFonts w:ascii="Tahoma" w:hAnsi="Tahoma" w:cs="Tahoma"/>
                           <w:b/>
                           <w:bCs/>
                           <w:sz w:val="18"/>
@@ -2301,7 +2301,7 @@
                       </w:r>
                       <w:r>
                         <w:rPr>
-                          <w:rFonts w:ascii="Arial" w:hAnsi="Arial"/>
+                          <w:rFonts w:ascii="Tahoma" w:hAnsi="Tahoma"/>
                           <w:b/>
                           <w:bCs/>
                           <w:sz w:val="18"/>
@@ -2311,7 +2311,7 @@
                       </w:r>
                       <w:r>
                         <w:rPr>
-                          <w:rFonts w:ascii="Arial" w:hAnsi="Arial"/>
+                          <w:rFonts w:ascii="Tahoma" w:hAnsi="Tahoma"/>
                           <w:b/>
                           <w:bCs/>
                           <w:szCs w:val="20"/>
@@ -2323,7 +2323,7 @@
                       <w:pPr>
                         <w:spacing w:after="0"/>
                         <w:rPr>
-                          <w:rFonts w:ascii="Arial" w:hAnsi="Arial"/>
+                          <w:rFonts w:ascii="Tahoma" w:hAnsi="Tahoma"/>
                           <w:b/>
                           <w:bCs/>
                           <w:szCs w:val="20"/>
@@ -2334,7 +2334,7 @@
                       <w:pPr>
                         <w:spacing w:after="0"/>
                         <w:rPr>
-                          <w:rFonts w:ascii="Arial" w:hAnsi="Arial"/>
+                          <w:rFonts w:ascii="Tahoma" w:hAnsi="Tahoma"/>
                           <w:b/>
                           <w:bCs/>
                           <w:szCs w:val="20"/>
@@ -2446,7 +2446,7 @@
                           <w:pPr>
                             <w:spacing w:after="0"/>
                             <w:rPr>
-                              <w:rFonts w:ascii="Calibri" w:eastAsia="Calibri" w:hAnsi="Calibri" w:cs="Calibri"/>
+                              <w:rFonts w:ascii="Tahoma" w:eastAsia="Tahoma" w:hAnsi="Tahoma" w:cs="Tahoma"/>
                               <w:noProof/>
                               <w:color w:val="000000"/>
                               <w:sz w:val="24"/>
@@ -2455,7 +2455,7 @@
                           </w:pPr>
                           <w:r>
                             <w:rPr>
-                              <w:rFonts w:ascii="Calibri" w:eastAsia="Calibri" w:hAnsi="Calibri" w:cs="Calibri"/>
+                              <w:rFonts w:ascii="Tahoma" w:eastAsia="Tahoma" w:hAnsi="Tahoma" w:cs="Tahoma"/>
                               <w:noProof/>
                               <w:color w:val="000000"/>
                               <w:sz w:val="24"/>
@@ -2492,7 +2492,7 @@
                     <w:pPr>
                       <w:spacing w:after="0"/>
                       <w:rPr>
-                        <w:rFonts w:ascii="Calibri" w:eastAsia="Calibri" w:hAnsi="Calibri" w:cs="Calibri"/>
+                        <w:rFonts w:ascii="Tahoma" w:eastAsia="Tahoma" w:hAnsi="Tahoma" w:cs="Tahoma"/>
                         <w:noProof/>
                         <w:color w:val="000000"/>
                         <w:sz w:val="24"/>
@@ -2501,7 +2501,7 @@
                     </w:pPr>
                     <w:r>
                       <w:rPr>
-                        <w:rFonts w:ascii="Calibri" w:eastAsia="Calibri" w:hAnsi="Calibri" w:cs="Calibri"/>
+                        <w:rFonts w:ascii="Tahoma" w:eastAsia="Tahoma" w:hAnsi="Tahoma" w:cs="Tahoma"/>
                         <w:noProof/>
                         <w:color w:val="000000"/>
                         <w:sz w:val="24"/>
@@ -2587,7 +2587,7 @@
                           <w:pPr>
                             <w:spacing w:after="0"/>
                             <w:rPr>
-                              <w:rFonts w:ascii="Calibri" w:eastAsia="Calibri" w:hAnsi="Calibri" w:cs="Calibri"/>
+                              <w:rFonts w:ascii="Tahoma" w:eastAsia="Tahoma" w:hAnsi="Tahoma" w:cs="Tahoma"/>
                               <w:noProof/>
                               <w:color w:val="000000"/>
                               <w:sz w:val="24"/>
@@ -2596,7 +2596,7 @@
                           </w:pPr>
                           <w:r>
                             <w:rPr>
-                              <w:rFonts w:ascii="Calibri" w:eastAsia="Calibri" w:hAnsi="Calibri" w:cs="Calibri"/>
+                              <w:rFonts w:ascii="Tahoma" w:eastAsia="Tahoma" w:hAnsi="Tahoma" w:cs="Tahoma"/>
                               <w:noProof/>
                               <w:color w:val="000000"/>
                               <w:sz w:val="24"/>
@@ -2633,7 +2633,7 @@
                     <w:pPr>
                       <w:spacing w:after="0"/>
                       <w:rPr>
-                        <w:rFonts w:ascii="Calibri" w:eastAsia="Calibri" w:hAnsi="Calibri" w:cs="Calibri"/>
+                        <w:rFonts w:ascii="Tahoma" w:eastAsia="Tahoma" w:hAnsi="Tahoma" w:cs="Tahoma"/>
                         <w:noProof/>
                         <w:color w:val="000000"/>
                         <w:sz w:val="24"/>
@@ -2642,7 +2642,7 @@
                     </w:pPr>
                     <w:r>
                       <w:rPr>
-                        <w:rFonts w:ascii="Calibri" w:eastAsia="Calibri" w:hAnsi="Calibri" w:cs="Calibri"/>
+                        <w:rFonts w:ascii="Tahoma" w:eastAsia="Tahoma" w:hAnsi="Tahoma" w:cs="Tahoma"/>
                         <w:noProof/>
                         <w:color w:val="000000"/>
                         <w:sz w:val="24"/>
@@ -2735,7 +2735,7 @@
       <w:pStyle w:val="Header"/>
       <w:jc w:val="center"/>
       <w:rPr>
-        <w:rFonts w:ascii="Readex Pro Medium" w:hAnsi="Readex Pro Medium" w:cs="Readex Pro Medium"/>
+        <w:rFonts w:ascii="Tahoma" w:hAnsi="Tahoma" w:cs="Tahoma"/>
         <w:color w:val="542A12"/>
         <w:sz w:val="40"/>
         <w:szCs w:val="40"/>
@@ -2743,7 +2743,7 @@
     </w:pPr>
     <w:r>
       <w:rPr>
-        <w:rFonts w:ascii="Arial" w:hAnsi="Arial" w:cs="Arial"/>
+        <w:rFonts w:ascii="Tahoma" w:hAnsi="Tahoma" w:cs="Tahoma"/>
         <w:noProof/>
         <w:sz w:val="20"/>
         <w:szCs w:val="20"/>
@@ -2776,7 +2776,7 @@
     </w:r>
     <w:r>
       <w:rPr>
-        <w:rFonts w:ascii="Arial" w:hAnsi="Arial" w:cs="Arial"/>
+        <w:rFonts w:ascii="Tahoma" w:hAnsi="Tahoma" w:cs="Tahoma"/>
         <w:noProof/>
         <w:sz w:val="20"/>
         <w:szCs w:val="20"/>
@@ -2842,7 +2842,7 @@
     </w:r>
     <w:r>
       <w:rPr>
-        <w:rFonts w:ascii="Readex Pro Medium" w:hAnsi="Readex Pro Medium" w:cs="Readex Pro Medium"/>
+        <w:rFonts w:ascii="Tahoma" w:hAnsi="Tahoma" w:cs="Tahoma"/>
         <w:color w:val="542A12"/>
         <w:sz w:val="40"/>
         <w:szCs w:val="40"/>
@@ -2855,7 +2855,7 @@
       <w:pStyle w:val="Header"/>
       <w:jc w:val="center"/>
       <w:rPr>
-        <w:rFonts w:ascii="Readex Pro Medium" w:hAnsi="Readex Pro Medium" w:cs="Readex Pro Medium"/>
+        <w:rFonts w:ascii="Tahoma" w:hAnsi="Tahoma" w:cs="Tahoma"/>
         <w:color w:val="542A12"/>
         <w:sz w:val="40"/>
         <w:szCs w:val="40"/>
@@ -2863,7 +2863,7 @@
     </w:pPr>
     <w:r>
       <w:rPr>
-        <w:rFonts w:ascii="Readex Pro Medium" w:hAnsi="Readex Pro Medium" w:cs="Readex Pro Medium"/>
+        <w:rFonts w:ascii="Tahoma" w:hAnsi="Tahoma" w:cs="Tahoma"/>
         <w:color w:val="542A12"/>
         <w:sz w:val="40"/>
         <w:szCs w:val="40"/>
@@ -2872,7 +2872,7 @@
     </w:r>
     <w:r>
       <w:rPr>
-        <w:rFonts w:ascii="Readex Pro Medium" w:hAnsi="Readex Pro Medium" w:cs="Readex Pro Medium"/>
+        <w:rFonts w:ascii="Tahoma" w:hAnsi="Tahoma" w:cs="Tahoma"/>
         <w:color w:val="542A12"/>
         <w:sz w:val="40"/>
         <w:szCs w:val="40"/>
@@ -3038,7 +3038,7 @@
         <w:ind w:left="1440" w:hanging="360"/>
       </w:pPr>
       <w:rPr>
-        <w:rFonts w:ascii="Courier New" w:hAnsi="Courier New" w:cs="Courier New" w:hint="default"/>
+        <w:rFonts w:ascii="Tahoma" w:hAnsi="Tahoma" w:cs="Tahoma" w:hint="default"/>
       </w:rPr>
     </w:lvl>
     <w:lvl w:ilvl="2" w:tplc="08090005" w:tentative="1">
@@ -3074,7 +3074,7 @@
         <w:ind w:left="3600" w:hanging="360"/>
       </w:pPr>
       <w:rPr>
-        <w:rFonts w:ascii="Courier New" w:hAnsi="Courier New" w:cs="Courier New" w:hint="default"/>
+        <w:rFonts w:ascii="Tahoma" w:hAnsi="Tahoma" w:cs="Tahoma" w:hint="default"/>
       </w:rPr>
     </w:lvl>
     <w:lvl w:ilvl="5" w:tplc="08090005" w:tentative="1">
@@ -3110,7 +3110,7 @@
         <w:ind w:left="5760" w:hanging="360"/>
       </w:pPr>
       <w:rPr>
-        <w:rFonts w:ascii="Courier New" w:hAnsi="Courier New" w:cs="Courier New" w:hint="default"/>
+        <w:rFonts w:ascii="Tahoma" w:hAnsi="Tahoma" w:cs="Tahoma" w:hint="default"/>
       </w:rPr>
     </w:lvl>
     <w:lvl w:ilvl="8" w:tplc="08090005" w:tentative="1">
@@ -3143,7 +3143,7 @@
         <w:rFonts w:asciiTheme="minorHAnsi" w:eastAsiaTheme="minorHAnsi" w:hAnsiTheme="minorHAnsi" w:cstheme="minorBidi"/>
         <w:sz w:val="22"/>
         <w:szCs w:val="22"/>
-        <w:lang w:val="en-GB" w:eastAsia="en-US" w:bidi="ar-SA"/>
+        <w:lang w:val="en-GB" w:eastAsia="Tahoma" w:bidi="ar-SA"/>
       </w:rPr>
     </w:rPrDefault>
     <w:pPrDefault>
@@ -3551,11 +3551,11 @@
       <w:outlineLvl w:val="1"/>
     </w:pPr>
     <w:rPr>
-      <w:rFonts w:ascii="Arial" w:eastAsia="Times New Roman" w:hAnsi="Arial" w:cs="Times New Roman"/>
+      <w:rFonts w:ascii="Tahoma" w:eastAsia="Tahoma" w:hAnsi="Tahoma" w:cs="Tahoma"/>
       <w:b/>
       <w:sz w:val="20"/>
       <w:szCs w:val="20"/>
-      <w:lang w:val="en-US" w:eastAsia="en-AU"/>
+      <w:lang w:val="en-US" w:eastAsia="Tahoma"/>
     </w:rPr>
   </w:style>
   <w:style w:type="character" w:default="1" w:styleId="DefaultParagraphFont">
@@ -3672,11 +3672,11 @@
     <w:link w:val="Heading2"/>
     <w:rsid w:val="001A31F7"/>
     <w:rPr>
-      <w:rFonts w:ascii="Arial" w:eastAsia="Times New Roman" w:hAnsi="Arial" w:cs="Times New Roman"/>
+      <w:rFonts w:ascii="Tahoma" w:eastAsia="Tahoma" w:hAnsi="Tahoma" w:cs="Tahoma"/>
       <w:b/>
       <w:sz w:val="20"/>
       <w:szCs w:val="20"/>
-      <w:lang w:val="en-US" w:eastAsia="en-AU"/>
+      <w:lang w:val="en-US" w:eastAsia="Tahoma"/>
     </w:rPr>
   </w:style>
   <w:style w:type="table" w:customStyle="1" w:styleId="SmartTextTable1">
@@ -3689,7 +3689,7 @@
       <w:spacing w:after="0" w:line="240" w:lineRule="auto"/>
     </w:pPr>
     <w:rPr>
-      <w:rFonts w:ascii="Arial" w:eastAsia="Calibri" w:hAnsi="Arial" w:cs="Arial"/>
+      <w:rFonts w:ascii="Tahoma" w:eastAsia="Tahoma" w:hAnsi="Tahoma" w:cs="Tahoma"/>
     </w:rPr>
     <w:tblPr>
       <w:tblBorders>
@@ -3783,7 +3783,7 @@
     </a:clrScheme>
     <a:fontScheme name="Office">
       <a:majorFont>
-        <a:latin typeface="Cambria"/>
+        <a:latin typeface="Tahoma"/>
         <a:ea typeface=""/>
         <a:cs typeface=""/>
         <a:font script="Jpan" typeface="ＭＳ ゴシック"/>
@@ -3818,7 +3818,7 @@
         <a:font script="Geor" typeface="Sylfaen"/>
       </a:majorFont>
       <a:minorFont>
-        <a:latin typeface="Calibri"/>
+        <a:latin typeface="Tahoma"/>
         <a:ea typeface=""/>
         <a:cs typeface=""/>
         <a:font script="Jpan" typeface="ＭＳ 明朝"/>
